--- a/Modules/Semester_1/Modern Code/Aufgaben/07_TreasureHunt/Protocol.docx
+++ b/Modules/Semester_1/Modern Code/Aufgaben/07_TreasureHunt/Protocol.docx
@@ -288,19 +288,19 @@
                                   <w:tab/>
                                 </w:r>
                                 <w:r>
-                                  <w:t>04</w:t>
+                                  <w:t>06</w:t>
                                 </w:r>
                                 <w:r>
                                   <w:t>:</w:t>
                                 </w:r>
                                 <w:r>
-                                  <w:t>19</w:t>
+                                  <w:t>59</w:t>
                                 </w:r>
                                 <w:r>
                                   <w:t>:</w:t>
                                 </w:r>
                                 <w:r>
-                                  <w:t>21</w:t>
+                                  <w:t>48</w:t>
                                 </w:r>
                               </w:p>
                             </w:txbxContent>
@@ -410,19 +410,19 @@
                             <w:tab/>
                           </w:r>
                           <w:r>
-                            <w:t>04</w:t>
+                            <w:t>06</w:t>
                           </w:r>
                           <w:r>
                             <w:t>:</w:t>
                           </w:r>
                           <w:r>
-                            <w:t>19</w:t>
+                            <w:t>59</w:t>
                           </w:r>
                           <w:r>
                             <w:t>:</w:t>
                           </w:r>
                           <w:r>
-                            <w:t>21</w:t>
+                            <w:t>48</w:t>
                           </w:r>
                         </w:p>
                       </w:txbxContent>
@@ -454,7 +454,7 @@
         </w:p>
       </w:sdtContent>
     </w:sdt>
-    <w:bookmarkStart w:id="0" w:name="_Toc219892573" w:displacedByCustomXml="next"/>
+    <w:bookmarkStart w:id="0" w:name="_Toc220936972" w:displacedByCustomXml="next"/>
     <w:sdt>
       <w:sdtPr>
         <w:rPr>
@@ -506,7 +506,7 @@
           <w:r>
             <w:fldChar w:fldCharType="separate"/>
           </w:r>
-          <w:hyperlink w:anchor="_Toc219892573" w:history="1">
+          <w:hyperlink w:anchor="_Toc220936972" w:history="1">
             <w:r>
               <w:rPr>
                 <w:rStyle w:val="Hyperlink"/>
@@ -533,7 +533,7 @@
                 <w:noProof/>
                 <w:webHidden/>
               </w:rPr>
-              <w:instrText xml:space="preserve"> PAGEREF _Toc219892573 \h </w:instrText>
+              <w:instrText xml:space="preserve"> PAGEREF _Toc220936972 \h </w:instrText>
             </w:r>
             <w:r>
               <w:rPr>
@@ -576,7 +576,7 @@
               <w:lang w:val="en-AT" w:eastAsia="en-AT"/>
             </w:rPr>
           </w:pPr>
-          <w:hyperlink w:anchor="_Toc219892574" w:history="1">
+          <w:hyperlink w:anchor="_Toc220936973" w:history="1">
             <w:r>
               <w:rPr>
                 <w:rStyle w:val="Hyperlink"/>
@@ -603,7 +603,7 @@
                 <w:noProof/>
                 <w:webHidden/>
               </w:rPr>
-              <w:instrText xml:space="preserve"> PAGEREF _Toc219892574 \h </w:instrText>
+              <w:instrText xml:space="preserve"> PAGEREF _Toc220936973 \h </w:instrText>
             </w:r>
             <w:r>
               <w:rPr>
@@ -646,13 +646,13 @@
               <w:lang w:val="en-AT" w:eastAsia="en-AT"/>
             </w:rPr>
           </w:pPr>
-          <w:hyperlink w:anchor="_Toc219892575" w:history="1">
+          <w:hyperlink w:anchor="_Toc220936974" w:history="1">
             <w:r>
               <w:rPr>
                 <w:rStyle w:val="Hyperlink"/>
                 <w:noProof/>
               </w:rPr>
-              <w:t>Exercise 1 – Fibonacci</w:t>
+              <w:t>Before we start</w:t>
             </w:r>
             <w:r>
               <w:rPr>
@@ -673,7 +673,77 @@
                 <w:noProof/>
                 <w:webHidden/>
               </w:rPr>
-              <w:instrText xml:space="preserve"> PAGEREF _Toc219892575 \h </w:instrText>
+              <w:instrText xml:space="preserve"> PAGEREF _Toc220936974 \h </w:instrText>
+            </w:r>
+            <w:r>
+              <w:rPr>
+                <w:noProof/>
+                <w:webHidden/>
+              </w:rPr>
+            </w:r>
+            <w:r>
+              <w:rPr>
+                <w:noProof/>
+                <w:webHidden/>
+              </w:rPr>
+              <w:fldChar w:fldCharType="separate"/>
+            </w:r>
+            <w:r>
+              <w:rPr>
+                <w:noProof/>
+                <w:webHidden/>
+              </w:rPr>
+              <w:t>3</w:t>
+            </w:r>
+            <w:r>
+              <w:rPr>
+                <w:noProof/>
+                <w:webHidden/>
+              </w:rPr>
+              <w:fldChar w:fldCharType="end"/>
+            </w:r>
+          </w:hyperlink>
+        </w:p>
+        <w:p>
+          <w:pPr>
+            <w:pStyle w:val="TOC1"/>
+            <w:tabs>
+              <w:tab w:val="right" w:leader="dot" w:pos="8152"/>
+            </w:tabs>
+            <w:rPr>
+              <w:rFonts w:asciiTheme="minorHAnsi" w:eastAsiaTheme="minorEastAsia" w:hAnsiTheme="minorHAnsi"/>
+              <w:noProof/>
+              <w:lang w:val="en-AT" w:eastAsia="en-AT"/>
+            </w:rPr>
+          </w:pPr>
+          <w:hyperlink w:anchor="_Toc220936975" w:history="1">
+            <w:r>
+              <w:rPr>
+                <w:rStyle w:val="Hyperlink"/>
+                <w:noProof/>
+              </w:rPr>
+              <w:t>The Board</w:t>
+            </w:r>
+            <w:r>
+              <w:rPr>
+                <w:noProof/>
+                <w:webHidden/>
+              </w:rPr>
+              <w:tab/>
+            </w:r>
+            <w:r>
+              <w:rPr>
+                <w:noProof/>
+                <w:webHidden/>
+              </w:rPr>
+              <w:fldChar w:fldCharType="begin"/>
+            </w:r>
+            <w:r>
+              <w:rPr>
+                <w:noProof/>
+                <w:webHidden/>
+              </w:rPr>
+              <w:instrText xml:space="preserve"> PAGEREF _Toc220936975 \h </w:instrText>
             </w:r>
             <w:r>
               <w:rPr>
@@ -716,13 +786,13 @@
               <w:lang w:val="en-AT" w:eastAsia="en-AT"/>
             </w:rPr>
           </w:pPr>
-          <w:hyperlink w:anchor="_Toc219892576" w:history="1">
+          <w:hyperlink w:anchor="_Toc220936976" w:history="1">
             <w:r>
               <w:rPr>
                 <w:rStyle w:val="Hyperlink"/>
                 <w:noProof/>
               </w:rPr>
-              <w:t>Solution Idea</w:t>
+              <w:t>Generating the Maze</w:t>
             </w:r>
             <w:r>
               <w:rPr>
@@ -743,7 +813,7 @@
                 <w:noProof/>
                 <w:webHidden/>
               </w:rPr>
-              <w:instrText xml:space="preserve"> PAGEREF _Toc219892576 \h </w:instrText>
+              <w:instrText xml:space="preserve"> PAGEREF _Toc220936976 \h </w:instrText>
             </w:r>
             <w:r>
               <w:rPr>
@@ -786,13 +856,13 @@
               <w:lang w:val="en-AT" w:eastAsia="en-AT"/>
             </w:rPr>
           </w:pPr>
-          <w:hyperlink w:anchor="_Toc219892577" w:history="1">
+          <w:hyperlink w:anchor="_Toc220936977" w:history="1">
             <w:r>
               <w:rPr>
                 <w:rStyle w:val="Hyperlink"/>
                 <w:noProof/>
               </w:rPr>
-              <w:t>Code</w:t>
+              <w:t>Displaying the Maze</w:t>
             </w:r>
             <w:r>
               <w:rPr>
@@ -813,77 +883,7 @@
                 <w:noProof/>
                 <w:webHidden/>
               </w:rPr>
-              <w:instrText xml:space="preserve"> PAGEREF _Toc219892577 \h </w:instrText>
-            </w:r>
-            <w:r>
-              <w:rPr>
-                <w:noProof/>
-                <w:webHidden/>
-              </w:rPr>
-            </w:r>
-            <w:r>
-              <w:rPr>
-                <w:noProof/>
-                <w:webHidden/>
-              </w:rPr>
-              <w:fldChar w:fldCharType="separate"/>
-            </w:r>
-            <w:r>
-              <w:rPr>
-                <w:noProof/>
-                <w:webHidden/>
-              </w:rPr>
-              <w:t>3</w:t>
-            </w:r>
-            <w:r>
-              <w:rPr>
-                <w:noProof/>
-                <w:webHidden/>
-              </w:rPr>
-              <w:fldChar w:fldCharType="end"/>
-            </w:r>
-          </w:hyperlink>
-        </w:p>
-        <w:p>
-          <w:pPr>
-            <w:pStyle w:val="TOC2"/>
-            <w:tabs>
-              <w:tab w:val="right" w:leader="dot" w:pos="8152"/>
-            </w:tabs>
-            <w:rPr>
-              <w:rFonts w:asciiTheme="minorHAnsi" w:eastAsiaTheme="minorEastAsia" w:hAnsiTheme="minorHAnsi"/>
-              <w:noProof/>
-              <w:lang w:val="en-AT" w:eastAsia="en-AT"/>
-            </w:rPr>
-          </w:pPr>
-          <w:hyperlink w:anchor="_Toc219892578" w:history="1">
-            <w:r>
-              <w:rPr>
-                <w:rStyle w:val="Hyperlink"/>
-                <w:noProof/>
-              </w:rPr>
-              <w:t>Test</w:t>
-            </w:r>
-            <w:r>
-              <w:rPr>
-                <w:noProof/>
-                <w:webHidden/>
-              </w:rPr>
-              <w:tab/>
-            </w:r>
-            <w:r>
-              <w:rPr>
-                <w:noProof/>
-                <w:webHidden/>
-              </w:rPr>
-              <w:fldChar w:fldCharType="begin"/>
-            </w:r>
-            <w:r>
-              <w:rPr>
-                <w:noProof/>
-                <w:webHidden/>
-              </w:rPr>
-              <w:instrText xml:space="preserve"> PAGEREF _Toc219892578 \h </w:instrText>
+              <w:instrText xml:space="preserve"> PAGEREF _Toc220936977 \h </w:instrText>
             </w:r>
             <w:r>
               <w:rPr>
@@ -926,13 +926,13 @@
               <w:lang w:val="en-AT" w:eastAsia="en-AT"/>
             </w:rPr>
           </w:pPr>
-          <w:hyperlink w:anchor="_Toc219892579" w:history="1">
+          <w:hyperlink w:anchor="_Toc220936978" w:history="1">
             <w:r>
               <w:rPr>
                 <w:rStyle w:val="Hyperlink"/>
                 <w:noProof/>
               </w:rPr>
-              <w:t>Exercise 2 – Tower of Hanoi</w:t>
+              <w:t>Player Controls</w:t>
             </w:r>
             <w:r>
               <w:rPr>
@@ -953,7 +953,7 @@
                 <w:noProof/>
                 <w:webHidden/>
               </w:rPr>
-              <w:instrText xml:space="preserve"> PAGEREF _Toc219892579 \h </w:instrText>
+              <w:instrText xml:space="preserve"> PAGEREF _Toc220936978 \h </w:instrText>
             </w:r>
             <w:r>
               <w:rPr>
@@ -974,216 +974,6 @@
                 <w:webHidden/>
               </w:rPr>
               <w:t>7</w:t>
-            </w:r>
-            <w:r>
-              <w:rPr>
-                <w:noProof/>
-                <w:webHidden/>
-              </w:rPr>
-              <w:fldChar w:fldCharType="end"/>
-            </w:r>
-          </w:hyperlink>
-        </w:p>
-        <w:p>
-          <w:pPr>
-            <w:pStyle w:val="TOC2"/>
-            <w:tabs>
-              <w:tab w:val="right" w:leader="dot" w:pos="8152"/>
-            </w:tabs>
-            <w:rPr>
-              <w:rFonts w:asciiTheme="minorHAnsi" w:eastAsiaTheme="minorEastAsia" w:hAnsiTheme="minorHAnsi"/>
-              <w:noProof/>
-              <w:lang w:val="en-AT" w:eastAsia="en-AT"/>
-            </w:rPr>
-          </w:pPr>
-          <w:hyperlink w:anchor="_Toc219892580" w:history="1">
-            <w:r>
-              <w:rPr>
-                <w:rStyle w:val="Hyperlink"/>
-                <w:noProof/>
-              </w:rPr>
-              <w:t>Solution Idea</w:t>
-            </w:r>
-            <w:r>
-              <w:rPr>
-                <w:noProof/>
-                <w:webHidden/>
-              </w:rPr>
-              <w:tab/>
-            </w:r>
-            <w:r>
-              <w:rPr>
-                <w:noProof/>
-                <w:webHidden/>
-              </w:rPr>
-              <w:fldChar w:fldCharType="begin"/>
-            </w:r>
-            <w:r>
-              <w:rPr>
-                <w:noProof/>
-                <w:webHidden/>
-              </w:rPr>
-              <w:instrText xml:space="preserve"> PAGEREF _Toc219892580 \h </w:instrText>
-            </w:r>
-            <w:r>
-              <w:rPr>
-                <w:noProof/>
-                <w:webHidden/>
-              </w:rPr>
-            </w:r>
-            <w:r>
-              <w:rPr>
-                <w:noProof/>
-                <w:webHidden/>
-              </w:rPr>
-              <w:fldChar w:fldCharType="separate"/>
-            </w:r>
-            <w:r>
-              <w:rPr>
-                <w:noProof/>
-                <w:webHidden/>
-              </w:rPr>
-              <w:t>7</w:t>
-            </w:r>
-            <w:r>
-              <w:rPr>
-                <w:noProof/>
-                <w:webHidden/>
-              </w:rPr>
-              <w:fldChar w:fldCharType="end"/>
-            </w:r>
-          </w:hyperlink>
-        </w:p>
-        <w:p>
-          <w:pPr>
-            <w:pStyle w:val="TOC2"/>
-            <w:tabs>
-              <w:tab w:val="right" w:leader="dot" w:pos="8152"/>
-            </w:tabs>
-            <w:rPr>
-              <w:rFonts w:asciiTheme="minorHAnsi" w:eastAsiaTheme="minorEastAsia" w:hAnsiTheme="minorHAnsi"/>
-              <w:noProof/>
-              <w:lang w:val="en-AT" w:eastAsia="en-AT"/>
-            </w:rPr>
-          </w:pPr>
-          <w:hyperlink w:anchor="_Toc219892581" w:history="1">
-            <w:r>
-              <w:rPr>
-                <w:rStyle w:val="Hyperlink"/>
-                <w:noProof/>
-              </w:rPr>
-              <w:t>Code</w:t>
-            </w:r>
-            <w:r>
-              <w:rPr>
-                <w:noProof/>
-                <w:webHidden/>
-              </w:rPr>
-              <w:tab/>
-            </w:r>
-            <w:r>
-              <w:rPr>
-                <w:noProof/>
-                <w:webHidden/>
-              </w:rPr>
-              <w:fldChar w:fldCharType="begin"/>
-            </w:r>
-            <w:r>
-              <w:rPr>
-                <w:noProof/>
-                <w:webHidden/>
-              </w:rPr>
-              <w:instrText xml:space="preserve"> PAGEREF _Toc219892581 \h </w:instrText>
-            </w:r>
-            <w:r>
-              <w:rPr>
-                <w:noProof/>
-                <w:webHidden/>
-              </w:rPr>
-            </w:r>
-            <w:r>
-              <w:rPr>
-                <w:noProof/>
-                <w:webHidden/>
-              </w:rPr>
-              <w:fldChar w:fldCharType="separate"/>
-            </w:r>
-            <w:r>
-              <w:rPr>
-                <w:noProof/>
-                <w:webHidden/>
-              </w:rPr>
-              <w:t>7</w:t>
-            </w:r>
-            <w:r>
-              <w:rPr>
-                <w:noProof/>
-                <w:webHidden/>
-              </w:rPr>
-              <w:fldChar w:fldCharType="end"/>
-            </w:r>
-          </w:hyperlink>
-        </w:p>
-        <w:p>
-          <w:pPr>
-            <w:pStyle w:val="TOC2"/>
-            <w:tabs>
-              <w:tab w:val="right" w:leader="dot" w:pos="8152"/>
-            </w:tabs>
-            <w:rPr>
-              <w:rFonts w:asciiTheme="minorHAnsi" w:eastAsiaTheme="minorEastAsia" w:hAnsiTheme="minorHAnsi"/>
-              <w:noProof/>
-              <w:lang w:val="en-AT" w:eastAsia="en-AT"/>
-            </w:rPr>
-          </w:pPr>
-          <w:hyperlink w:anchor="_Toc219892582" w:history="1">
-            <w:r>
-              <w:rPr>
-                <w:rStyle w:val="Hyperlink"/>
-                <w:noProof/>
-              </w:rPr>
-              <w:t>Test</w:t>
-            </w:r>
-            <w:r>
-              <w:rPr>
-                <w:noProof/>
-                <w:webHidden/>
-              </w:rPr>
-              <w:tab/>
-            </w:r>
-            <w:r>
-              <w:rPr>
-                <w:noProof/>
-                <w:webHidden/>
-              </w:rPr>
-              <w:fldChar w:fldCharType="begin"/>
-            </w:r>
-            <w:r>
-              <w:rPr>
-                <w:noProof/>
-                <w:webHidden/>
-              </w:rPr>
-              <w:instrText xml:space="preserve"> PAGEREF _Toc219892582 \h </w:instrText>
-            </w:r>
-            <w:r>
-              <w:rPr>
-                <w:noProof/>
-                <w:webHidden/>
-              </w:rPr>
-            </w:r>
-            <w:r>
-              <w:rPr>
-                <w:noProof/>
-                <w:webHidden/>
-              </w:rPr>
-              <w:fldChar w:fldCharType="separate"/>
-            </w:r>
-            <w:r>
-              <w:rPr>
-                <w:noProof/>
-                <w:webHidden/>
-              </w:rPr>
-              <w:t>8</w:t>
             </w:r>
             <w:r>
               <w:rPr>
@@ -1206,13 +996,13 @@
               <w:lang w:val="en-AT" w:eastAsia="en-AT"/>
             </w:rPr>
           </w:pPr>
-          <w:hyperlink w:anchor="_Toc219892583" w:history="1">
+          <w:hyperlink w:anchor="_Toc220936979" w:history="1">
             <w:r>
               <w:rPr>
                 <w:rStyle w:val="Hyperlink"/>
                 <w:noProof/>
               </w:rPr>
-              <w:t>Exercise 3 – Decimal to Binary</w:t>
+              <w:t>Pathfinding</w:t>
             </w:r>
             <w:r>
               <w:rPr>
@@ -1233,7 +1023,7 @@
                 <w:noProof/>
                 <w:webHidden/>
               </w:rPr>
-              <w:instrText xml:space="preserve"> PAGEREF _Toc219892583 \h </w:instrText>
+              <w:instrText xml:space="preserve"> PAGEREF _Toc220936979 \h </w:instrText>
             </w:r>
             <w:r>
               <w:rPr>
@@ -1253,217 +1043,7 @@
                 <w:noProof/>
                 <w:webHidden/>
               </w:rPr>
-              <w:t>10</w:t>
-            </w:r>
-            <w:r>
-              <w:rPr>
-                <w:noProof/>
-                <w:webHidden/>
-              </w:rPr>
-              <w:fldChar w:fldCharType="end"/>
-            </w:r>
-          </w:hyperlink>
-        </w:p>
-        <w:p>
-          <w:pPr>
-            <w:pStyle w:val="TOC2"/>
-            <w:tabs>
-              <w:tab w:val="right" w:leader="dot" w:pos="8152"/>
-            </w:tabs>
-            <w:rPr>
-              <w:rFonts w:asciiTheme="minorHAnsi" w:eastAsiaTheme="minorEastAsia" w:hAnsiTheme="minorHAnsi"/>
-              <w:noProof/>
-              <w:lang w:val="en-AT" w:eastAsia="en-AT"/>
-            </w:rPr>
-          </w:pPr>
-          <w:hyperlink w:anchor="_Toc219892584" w:history="1">
-            <w:r>
-              <w:rPr>
-                <w:rStyle w:val="Hyperlink"/>
-                <w:noProof/>
-              </w:rPr>
-              <w:t>Solution Idea</w:t>
-            </w:r>
-            <w:r>
-              <w:rPr>
-                <w:noProof/>
-                <w:webHidden/>
-              </w:rPr>
-              <w:tab/>
-            </w:r>
-            <w:r>
-              <w:rPr>
-                <w:noProof/>
-                <w:webHidden/>
-              </w:rPr>
-              <w:fldChar w:fldCharType="begin"/>
-            </w:r>
-            <w:r>
-              <w:rPr>
-                <w:noProof/>
-                <w:webHidden/>
-              </w:rPr>
-              <w:instrText xml:space="preserve"> PAGEREF _Toc219892584 \h </w:instrText>
-            </w:r>
-            <w:r>
-              <w:rPr>
-                <w:noProof/>
-                <w:webHidden/>
-              </w:rPr>
-            </w:r>
-            <w:r>
-              <w:rPr>
-                <w:noProof/>
-                <w:webHidden/>
-              </w:rPr>
-              <w:fldChar w:fldCharType="separate"/>
-            </w:r>
-            <w:r>
-              <w:rPr>
-                <w:noProof/>
-                <w:webHidden/>
-              </w:rPr>
-              <w:t>10</w:t>
-            </w:r>
-            <w:r>
-              <w:rPr>
-                <w:noProof/>
-                <w:webHidden/>
-              </w:rPr>
-              <w:fldChar w:fldCharType="end"/>
-            </w:r>
-          </w:hyperlink>
-        </w:p>
-        <w:p>
-          <w:pPr>
-            <w:pStyle w:val="TOC2"/>
-            <w:tabs>
-              <w:tab w:val="right" w:leader="dot" w:pos="8152"/>
-            </w:tabs>
-            <w:rPr>
-              <w:rFonts w:asciiTheme="minorHAnsi" w:eastAsiaTheme="minorEastAsia" w:hAnsiTheme="minorHAnsi"/>
-              <w:noProof/>
-              <w:lang w:val="en-AT" w:eastAsia="en-AT"/>
-            </w:rPr>
-          </w:pPr>
-          <w:hyperlink w:anchor="_Toc219892585" w:history="1">
-            <w:r>
-              <w:rPr>
-                <w:rStyle w:val="Hyperlink"/>
-                <w:noProof/>
-              </w:rPr>
-              <w:t>Code</w:t>
-            </w:r>
-            <w:r>
-              <w:rPr>
-                <w:noProof/>
-                <w:webHidden/>
-              </w:rPr>
-              <w:tab/>
-            </w:r>
-            <w:r>
-              <w:rPr>
-                <w:noProof/>
-                <w:webHidden/>
-              </w:rPr>
-              <w:fldChar w:fldCharType="begin"/>
-            </w:r>
-            <w:r>
-              <w:rPr>
-                <w:noProof/>
-                <w:webHidden/>
-              </w:rPr>
-              <w:instrText xml:space="preserve"> PAGEREF _Toc219892585 \h </w:instrText>
-            </w:r>
-            <w:r>
-              <w:rPr>
-                <w:noProof/>
-                <w:webHidden/>
-              </w:rPr>
-            </w:r>
-            <w:r>
-              <w:rPr>
-                <w:noProof/>
-                <w:webHidden/>
-              </w:rPr>
-              <w:fldChar w:fldCharType="separate"/>
-            </w:r>
-            <w:r>
-              <w:rPr>
-                <w:noProof/>
-                <w:webHidden/>
-              </w:rPr>
-              <w:t>10</w:t>
-            </w:r>
-            <w:r>
-              <w:rPr>
-                <w:noProof/>
-                <w:webHidden/>
-              </w:rPr>
-              <w:fldChar w:fldCharType="end"/>
-            </w:r>
-          </w:hyperlink>
-        </w:p>
-        <w:p>
-          <w:pPr>
-            <w:pStyle w:val="TOC2"/>
-            <w:tabs>
-              <w:tab w:val="right" w:leader="dot" w:pos="8152"/>
-            </w:tabs>
-            <w:rPr>
-              <w:rFonts w:asciiTheme="minorHAnsi" w:eastAsiaTheme="minorEastAsia" w:hAnsiTheme="minorHAnsi"/>
-              <w:noProof/>
-              <w:lang w:val="en-AT" w:eastAsia="en-AT"/>
-            </w:rPr>
-          </w:pPr>
-          <w:hyperlink w:anchor="_Toc219892586" w:history="1">
-            <w:r>
-              <w:rPr>
-                <w:rStyle w:val="Hyperlink"/>
-                <w:noProof/>
-              </w:rPr>
-              <w:t>Test</w:t>
-            </w:r>
-            <w:r>
-              <w:rPr>
-                <w:noProof/>
-                <w:webHidden/>
-              </w:rPr>
-              <w:tab/>
-            </w:r>
-            <w:r>
-              <w:rPr>
-                <w:noProof/>
-                <w:webHidden/>
-              </w:rPr>
-              <w:fldChar w:fldCharType="begin"/>
-            </w:r>
-            <w:r>
-              <w:rPr>
-                <w:noProof/>
-                <w:webHidden/>
-              </w:rPr>
-              <w:instrText xml:space="preserve"> PAGEREF _Toc219892586 \h </w:instrText>
-            </w:r>
-            <w:r>
-              <w:rPr>
-                <w:noProof/>
-                <w:webHidden/>
-              </w:rPr>
-            </w:r>
-            <w:r>
-              <w:rPr>
-                <w:noProof/>
-                <w:webHidden/>
-              </w:rPr>
-              <w:fldChar w:fldCharType="separate"/>
-            </w:r>
-            <w:r>
-              <w:rPr>
-                <w:noProof/>
-                <w:webHidden/>
-              </w:rPr>
-              <w:t>10</w:t>
+              <w:t>8</w:t>
             </w:r>
             <w:r>
               <w:rPr>
@@ -1486,13 +1066,13 @@
               <w:lang w:val="en-AT" w:eastAsia="en-AT"/>
             </w:rPr>
           </w:pPr>
-          <w:hyperlink w:anchor="_Toc219892587" w:history="1">
+          <w:hyperlink w:anchor="_Toc220936980" w:history="1">
             <w:r>
               <w:rPr>
                 <w:rStyle w:val="Hyperlink"/>
                 <w:noProof/>
               </w:rPr>
-              <w:t>Exercise 4 – Number to Words</w:t>
+              <w:t>Greedy</w:t>
             </w:r>
             <w:r>
               <w:rPr>
@@ -1513,7 +1093,7 @@
                 <w:noProof/>
                 <w:webHidden/>
               </w:rPr>
-              <w:instrText xml:space="preserve"> PAGEREF _Toc219892587 \h </w:instrText>
+              <w:instrText xml:space="preserve"> PAGEREF _Toc220936980 \h </w:instrText>
             </w:r>
             <w:r>
               <w:rPr>
@@ -1533,217 +1113,7 @@
                 <w:noProof/>
                 <w:webHidden/>
               </w:rPr>
-              <w:t>12</w:t>
-            </w:r>
-            <w:r>
-              <w:rPr>
-                <w:noProof/>
-                <w:webHidden/>
-              </w:rPr>
-              <w:fldChar w:fldCharType="end"/>
-            </w:r>
-          </w:hyperlink>
-        </w:p>
-        <w:p>
-          <w:pPr>
-            <w:pStyle w:val="TOC2"/>
-            <w:tabs>
-              <w:tab w:val="right" w:leader="dot" w:pos="8152"/>
-            </w:tabs>
-            <w:rPr>
-              <w:rFonts w:asciiTheme="minorHAnsi" w:eastAsiaTheme="minorEastAsia" w:hAnsiTheme="minorHAnsi"/>
-              <w:noProof/>
-              <w:lang w:val="en-AT" w:eastAsia="en-AT"/>
-            </w:rPr>
-          </w:pPr>
-          <w:hyperlink w:anchor="_Toc219892588" w:history="1">
-            <w:r>
-              <w:rPr>
-                <w:rStyle w:val="Hyperlink"/>
-                <w:noProof/>
-              </w:rPr>
-              <w:t>Solution Idea</w:t>
-            </w:r>
-            <w:r>
-              <w:rPr>
-                <w:noProof/>
-                <w:webHidden/>
-              </w:rPr>
-              <w:tab/>
-            </w:r>
-            <w:r>
-              <w:rPr>
-                <w:noProof/>
-                <w:webHidden/>
-              </w:rPr>
-              <w:fldChar w:fldCharType="begin"/>
-            </w:r>
-            <w:r>
-              <w:rPr>
-                <w:noProof/>
-                <w:webHidden/>
-              </w:rPr>
-              <w:instrText xml:space="preserve"> PAGEREF _Toc219892588 \h </w:instrText>
-            </w:r>
-            <w:r>
-              <w:rPr>
-                <w:noProof/>
-                <w:webHidden/>
-              </w:rPr>
-            </w:r>
-            <w:r>
-              <w:rPr>
-                <w:noProof/>
-                <w:webHidden/>
-              </w:rPr>
-              <w:fldChar w:fldCharType="separate"/>
-            </w:r>
-            <w:r>
-              <w:rPr>
-                <w:noProof/>
-                <w:webHidden/>
-              </w:rPr>
-              <w:t>12</w:t>
-            </w:r>
-            <w:r>
-              <w:rPr>
-                <w:noProof/>
-                <w:webHidden/>
-              </w:rPr>
-              <w:fldChar w:fldCharType="end"/>
-            </w:r>
-          </w:hyperlink>
-        </w:p>
-        <w:p>
-          <w:pPr>
-            <w:pStyle w:val="TOC2"/>
-            <w:tabs>
-              <w:tab w:val="right" w:leader="dot" w:pos="8152"/>
-            </w:tabs>
-            <w:rPr>
-              <w:rFonts w:asciiTheme="minorHAnsi" w:eastAsiaTheme="minorEastAsia" w:hAnsiTheme="minorHAnsi"/>
-              <w:noProof/>
-              <w:lang w:val="en-AT" w:eastAsia="en-AT"/>
-            </w:rPr>
-          </w:pPr>
-          <w:hyperlink w:anchor="_Toc219892589" w:history="1">
-            <w:r>
-              <w:rPr>
-                <w:rStyle w:val="Hyperlink"/>
-                <w:noProof/>
-              </w:rPr>
-              <w:t>Code</w:t>
-            </w:r>
-            <w:r>
-              <w:rPr>
-                <w:noProof/>
-                <w:webHidden/>
-              </w:rPr>
-              <w:tab/>
-            </w:r>
-            <w:r>
-              <w:rPr>
-                <w:noProof/>
-                <w:webHidden/>
-              </w:rPr>
-              <w:fldChar w:fldCharType="begin"/>
-            </w:r>
-            <w:r>
-              <w:rPr>
-                <w:noProof/>
-                <w:webHidden/>
-              </w:rPr>
-              <w:instrText xml:space="preserve"> PAGEREF _Toc219892589 \h </w:instrText>
-            </w:r>
-            <w:r>
-              <w:rPr>
-                <w:noProof/>
-                <w:webHidden/>
-              </w:rPr>
-            </w:r>
-            <w:r>
-              <w:rPr>
-                <w:noProof/>
-                <w:webHidden/>
-              </w:rPr>
-              <w:fldChar w:fldCharType="separate"/>
-            </w:r>
-            <w:r>
-              <w:rPr>
-                <w:noProof/>
-                <w:webHidden/>
-              </w:rPr>
-              <w:t>12</w:t>
-            </w:r>
-            <w:r>
-              <w:rPr>
-                <w:noProof/>
-                <w:webHidden/>
-              </w:rPr>
-              <w:fldChar w:fldCharType="end"/>
-            </w:r>
-          </w:hyperlink>
-        </w:p>
-        <w:p>
-          <w:pPr>
-            <w:pStyle w:val="TOC2"/>
-            <w:tabs>
-              <w:tab w:val="right" w:leader="dot" w:pos="8152"/>
-            </w:tabs>
-            <w:rPr>
-              <w:rFonts w:asciiTheme="minorHAnsi" w:eastAsiaTheme="minorEastAsia" w:hAnsiTheme="minorHAnsi"/>
-              <w:noProof/>
-              <w:lang w:val="en-AT" w:eastAsia="en-AT"/>
-            </w:rPr>
-          </w:pPr>
-          <w:hyperlink w:anchor="_Toc219892590" w:history="1">
-            <w:r>
-              <w:rPr>
-                <w:rStyle w:val="Hyperlink"/>
-                <w:noProof/>
-              </w:rPr>
-              <w:t>Test</w:t>
-            </w:r>
-            <w:r>
-              <w:rPr>
-                <w:noProof/>
-                <w:webHidden/>
-              </w:rPr>
-              <w:tab/>
-            </w:r>
-            <w:r>
-              <w:rPr>
-                <w:noProof/>
-                <w:webHidden/>
-              </w:rPr>
-              <w:fldChar w:fldCharType="begin"/>
-            </w:r>
-            <w:r>
-              <w:rPr>
-                <w:noProof/>
-                <w:webHidden/>
-              </w:rPr>
-              <w:instrText xml:space="preserve"> PAGEREF _Toc219892590 \h </w:instrText>
-            </w:r>
-            <w:r>
-              <w:rPr>
-                <w:noProof/>
-                <w:webHidden/>
-              </w:rPr>
-            </w:r>
-            <w:r>
-              <w:rPr>
-                <w:noProof/>
-                <w:webHidden/>
-              </w:rPr>
-              <w:fldChar w:fldCharType="separate"/>
-            </w:r>
-            <w:r>
-              <w:rPr>
-                <w:noProof/>
-                <w:webHidden/>
-              </w:rPr>
-              <w:t>15</w:t>
+              <w:t>10</w:t>
             </w:r>
             <w:r>
               <w:rPr>
@@ -1766,13 +1136,13 @@
               <w:lang w:val="en-AT" w:eastAsia="en-AT"/>
             </w:rPr>
           </w:pPr>
-          <w:hyperlink w:anchor="_Toc219892591" w:history="1">
+          <w:hyperlink w:anchor="_Toc220936981" w:history="1">
             <w:r>
               <w:rPr>
                 <w:rStyle w:val="Hyperlink"/>
                 <w:noProof/>
               </w:rPr>
-              <w:t>Exercise 5 – Tribonacci</w:t>
+              <w:t>MiniMax</w:t>
             </w:r>
             <w:r>
               <w:rPr>
@@ -1793,7 +1163,7 @@
                 <w:noProof/>
                 <w:webHidden/>
               </w:rPr>
-              <w:instrText xml:space="preserve"> PAGEREF _Toc219892591 \h </w:instrText>
+              <w:instrText xml:space="preserve"> PAGEREF _Toc220936981 \h </w:instrText>
             </w:r>
             <w:r>
               <w:rPr>
@@ -1813,7 +1183,7 @@
                 <w:noProof/>
                 <w:webHidden/>
               </w:rPr>
-              <w:t>17</w:t>
+              <w:t>11</w:t>
             </w:r>
             <w:r>
               <w:rPr>
@@ -1826,7 +1196,7 @@
         </w:p>
         <w:p>
           <w:pPr>
-            <w:pStyle w:val="TOC2"/>
+            <w:pStyle w:val="TOC1"/>
             <w:tabs>
               <w:tab w:val="right" w:leader="dot" w:pos="8152"/>
             </w:tabs>
@@ -1836,13 +1206,13 @@
               <w:lang w:val="en-AT" w:eastAsia="en-AT"/>
             </w:rPr>
           </w:pPr>
-          <w:hyperlink w:anchor="_Toc219892592" w:history="1">
+          <w:hyperlink w:anchor="_Toc220936982" w:history="1">
             <w:r>
               <w:rPr>
                 <w:rStyle w:val="Hyperlink"/>
                 <w:noProof/>
               </w:rPr>
-              <w:t>Solution Idea</w:t>
+              <w:t>Example Game State</w:t>
             </w:r>
             <w:r>
               <w:rPr>
@@ -1863,7 +1233,7 @@
                 <w:noProof/>
                 <w:webHidden/>
               </w:rPr>
-              <w:instrText xml:space="preserve"> PAGEREF _Toc219892592 \h </w:instrText>
+              <w:instrText xml:space="preserve"> PAGEREF _Toc220936982 \h </w:instrText>
             </w:r>
             <w:r>
               <w:rPr>
@@ -1883,147 +1253,7 @@
                 <w:noProof/>
                 <w:webHidden/>
               </w:rPr>
-              <w:t>17</w:t>
-            </w:r>
-            <w:r>
-              <w:rPr>
-                <w:noProof/>
-                <w:webHidden/>
-              </w:rPr>
-              <w:fldChar w:fldCharType="end"/>
-            </w:r>
-          </w:hyperlink>
-        </w:p>
-        <w:p>
-          <w:pPr>
-            <w:pStyle w:val="TOC2"/>
-            <w:tabs>
-              <w:tab w:val="right" w:leader="dot" w:pos="8152"/>
-            </w:tabs>
-            <w:rPr>
-              <w:rFonts w:asciiTheme="minorHAnsi" w:eastAsiaTheme="minorEastAsia" w:hAnsiTheme="minorHAnsi"/>
-              <w:noProof/>
-              <w:lang w:val="en-AT" w:eastAsia="en-AT"/>
-            </w:rPr>
-          </w:pPr>
-          <w:hyperlink w:anchor="_Toc219892593" w:history="1">
-            <w:r>
-              <w:rPr>
-                <w:rStyle w:val="Hyperlink"/>
-                <w:noProof/>
-              </w:rPr>
-              <w:t>Code</w:t>
-            </w:r>
-            <w:r>
-              <w:rPr>
-                <w:noProof/>
-                <w:webHidden/>
-              </w:rPr>
-              <w:tab/>
-            </w:r>
-            <w:r>
-              <w:rPr>
-                <w:noProof/>
-                <w:webHidden/>
-              </w:rPr>
-              <w:fldChar w:fldCharType="begin"/>
-            </w:r>
-            <w:r>
-              <w:rPr>
-                <w:noProof/>
-                <w:webHidden/>
-              </w:rPr>
-              <w:instrText xml:space="preserve"> PAGEREF _Toc219892593 \h </w:instrText>
-            </w:r>
-            <w:r>
-              <w:rPr>
-                <w:noProof/>
-                <w:webHidden/>
-              </w:rPr>
-            </w:r>
-            <w:r>
-              <w:rPr>
-                <w:noProof/>
-                <w:webHidden/>
-              </w:rPr>
-              <w:fldChar w:fldCharType="separate"/>
-            </w:r>
-            <w:r>
-              <w:rPr>
-                <w:noProof/>
-                <w:webHidden/>
-              </w:rPr>
-              <w:t>17</w:t>
-            </w:r>
-            <w:r>
-              <w:rPr>
-                <w:noProof/>
-                <w:webHidden/>
-              </w:rPr>
-              <w:fldChar w:fldCharType="end"/>
-            </w:r>
-          </w:hyperlink>
-        </w:p>
-        <w:p>
-          <w:pPr>
-            <w:pStyle w:val="TOC2"/>
-            <w:tabs>
-              <w:tab w:val="right" w:leader="dot" w:pos="8152"/>
-            </w:tabs>
-            <w:rPr>
-              <w:rFonts w:asciiTheme="minorHAnsi" w:eastAsiaTheme="minorEastAsia" w:hAnsiTheme="minorHAnsi"/>
-              <w:noProof/>
-              <w:lang w:val="en-AT" w:eastAsia="en-AT"/>
-            </w:rPr>
-          </w:pPr>
-          <w:hyperlink w:anchor="_Toc219892594" w:history="1">
-            <w:r>
-              <w:rPr>
-                <w:rStyle w:val="Hyperlink"/>
-                <w:noProof/>
-              </w:rPr>
-              <w:t>Test</w:t>
-            </w:r>
-            <w:r>
-              <w:rPr>
-                <w:noProof/>
-                <w:webHidden/>
-              </w:rPr>
-              <w:tab/>
-            </w:r>
-            <w:r>
-              <w:rPr>
-                <w:noProof/>
-                <w:webHidden/>
-              </w:rPr>
-              <w:fldChar w:fldCharType="begin"/>
-            </w:r>
-            <w:r>
-              <w:rPr>
-                <w:noProof/>
-                <w:webHidden/>
-              </w:rPr>
-              <w:instrText xml:space="preserve"> PAGEREF _Toc219892594 \h </w:instrText>
-            </w:r>
-            <w:r>
-              <w:rPr>
-                <w:noProof/>
-                <w:webHidden/>
-              </w:rPr>
-            </w:r>
-            <w:r>
-              <w:rPr>
-                <w:noProof/>
-                <w:webHidden/>
-              </w:rPr>
-              <w:fldChar w:fldCharType="separate"/>
-            </w:r>
-            <w:r>
-              <w:rPr>
-                <w:noProof/>
-                <w:webHidden/>
-              </w:rPr>
-              <w:t>18</w:t>
+              <w:t>15</w:t>
             </w:r>
             <w:r>
               <w:rPr>
@@ -2057,7 +1287,7 @@
       <w:pPr>
         <w:pStyle w:val="Heading1"/>
       </w:pPr>
-      <w:bookmarkStart w:id="1" w:name="_Toc219892574"/>
+      <w:bookmarkStart w:id="1" w:name="_Toc220936973"/>
       <w:r>
         <w:lastRenderedPageBreak/>
         <w:t xml:space="preserve">Table of </w:t>
@@ -2069,7 +1299,15 @@
     </w:p>
     <w:p>
       <w:pPr>
-        <w:jc w:val="left"/>
+        <w:pStyle w:val="TableofFigures"/>
+        <w:tabs>
+          <w:tab w:val="right" w:leader="dot" w:pos="8152"/>
+        </w:tabs>
+        <w:rPr>
+          <w:rFonts w:asciiTheme="minorHAnsi" w:eastAsiaTheme="minorEastAsia" w:hAnsiTheme="minorHAnsi"/>
+          <w:noProof/>
+          <w:lang w:val="en-AT" w:eastAsia="en-AT"/>
+        </w:rPr>
       </w:pPr>
       <w:r>
         <w:fldChar w:fldCharType="begin"/>
@@ -2080,35 +1318,4497 @@
       <w:r>
         <w:fldChar w:fldCharType="separate"/>
       </w:r>
-      <w:r>
-        <w:rPr>
-          <w:b/>
-          <w:bCs/>
-          <w:noProof/>
-        </w:rPr>
-        <w:t>No table of figures entries found.</w:t>
-      </w:r>
-      <w:r>
-        <w:fldChar w:fldCharType="end"/>
-      </w:r>
+      <w:hyperlink w:anchor="_Toc220936983" w:history="1">
+        <w:r>
+          <w:rPr>
+            <w:rStyle w:val="Hyperlink"/>
+            <w:noProof/>
+          </w:rPr>
+          <w:t>Figure 1: Maze Constructzor</w:t>
+        </w:r>
+        <w:r>
+          <w:rPr>
+            <w:noProof/>
+            <w:webHidden/>
+          </w:rPr>
+          <w:tab/>
+        </w:r>
+        <w:r>
+          <w:rPr>
+            <w:noProof/>
+            <w:webHidden/>
+          </w:rPr>
+          <w:fldChar w:fldCharType="begin"/>
+        </w:r>
+        <w:r>
+          <w:rPr>
+            <w:noProof/>
+            <w:webHidden/>
+          </w:rPr>
+          <w:instrText xml:space="preserve"> PAGEREF _Toc220936983 \h </w:instrText>
+        </w:r>
+        <w:r>
+          <w:rPr>
+            <w:noProof/>
+            <w:webHidden/>
+          </w:rPr>
+        </w:r>
+        <w:r>
+          <w:rPr>
+            <w:noProof/>
+            <w:webHidden/>
+          </w:rPr>
+          <w:fldChar w:fldCharType="separate"/>
+        </w:r>
+        <w:r>
+          <w:rPr>
+            <w:noProof/>
+            <w:webHidden/>
+          </w:rPr>
+          <w:t>3</w:t>
+        </w:r>
+        <w:r>
+          <w:rPr>
+            <w:noProof/>
+            <w:webHidden/>
+          </w:rPr>
+          <w:fldChar w:fldCharType="end"/>
+        </w:r>
+      </w:hyperlink>
     </w:p>
     <w:p>
       <w:pPr>
-        <w:jc w:val="left"/>
-      </w:pPr>
-      <w:r>
-        <w:br w:type="page"/>
-      </w:r>
+        <w:pStyle w:val="TableofFigures"/>
+        <w:tabs>
+          <w:tab w:val="right" w:leader="dot" w:pos="8152"/>
+        </w:tabs>
+        <w:rPr>
+          <w:rFonts w:asciiTheme="minorHAnsi" w:eastAsiaTheme="minorEastAsia" w:hAnsiTheme="minorHAnsi"/>
+          <w:noProof/>
+          <w:lang w:val="en-AT" w:eastAsia="en-AT"/>
+        </w:rPr>
+      </w:pPr>
+      <w:hyperlink w:anchor="_Toc220936984" w:history="1">
+        <w:r>
+          <w:rPr>
+            <w:rStyle w:val="Hyperlink"/>
+            <w:noProof/>
+          </w:rPr>
+          <w:t>Figure 2: Maze Carving</w:t>
+        </w:r>
+        <w:r>
+          <w:rPr>
+            <w:noProof/>
+            <w:webHidden/>
+          </w:rPr>
+          <w:tab/>
+        </w:r>
+        <w:r>
+          <w:rPr>
+            <w:noProof/>
+            <w:webHidden/>
+          </w:rPr>
+          <w:fldChar w:fldCharType="begin"/>
+        </w:r>
+        <w:r>
+          <w:rPr>
+            <w:noProof/>
+            <w:webHidden/>
+          </w:rPr>
+          <w:instrText xml:space="preserve"> PAGEREF _Toc220936984 \h </w:instrText>
+        </w:r>
+        <w:r>
+          <w:rPr>
+            <w:noProof/>
+            <w:webHidden/>
+          </w:rPr>
+        </w:r>
+        <w:r>
+          <w:rPr>
+            <w:noProof/>
+            <w:webHidden/>
+          </w:rPr>
+          <w:fldChar w:fldCharType="separate"/>
+        </w:r>
+        <w:r>
+          <w:rPr>
+            <w:noProof/>
+            <w:webHidden/>
+          </w:rPr>
+          <w:t>4</w:t>
+        </w:r>
+        <w:r>
+          <w:rPr>
+            <w:noProof/>
+            <w:webHidden/>
+          </w:rPr>
+          <w:fldChar w:fldCharType="end"/>
+        </w:r>
+      </w:hyperlink>
     </w:p>
     <w:p>
       <w:pPr>
+        <w:pStyle w:val="TableofFigures"/>
+        <w:tabs>
+          <w:tab w:val="right" w:leader="dot" w:pos="8152"/>
+        </w:tabs>
+        <w:rPr>
+          <w:rFonts w:asciiTheme="minorHAnsi" w:eastAsiaTheme="minorEastAsia" w:hAnsiTheme="minorHAnsi"/>
+          <w:noProof/>
+          <w:lang w:val="en-AT" w:eastAsia="en-AT"/>
+        </w:rPr>
+      </w:pPr>
+      <w:hyperlink w:anchor="_Toc220936985" w:history="1">
+        <w:r>
+          <w:rPr>
+            <w:rStyle w:val="Hyperlink"/>
+            <w:noProof/>
+          </w:rPr>
+          <w:t>Figure 3: A Maze</w:t>
+        </w:r>
+        <w:r>
+          <w:rPr>
+            <w:noProof/>
+            <w:webHidden/>
+          </w:rPr>
+          <w:tab/>
+        </w:r>
+        <w:r>
+          <w:rPr>
+            <w:noProof/>
+            <w:webHidden/>
+          </w:rPr>
+          <w:fldChar w:fldCharType="begin"/>
+        </w:r>
+        <w:r>
+          <w:rPr>
+            <w:noProof/>
+            <w:webHidden/>
+          </w:rPr>
+          <w:instrText xml:space="preserve"> PAGEREF _Toc220936985 \h </w:instrText>
+        </w:r>
+        <w:r>
+          <w:rPr>
+            <w:noProof/>
+            <w:webHidden/>
+          </w:rPr>
+        </w:r>
+        <w:r>
+          <w:rPr>
+            <w:noProof/>
+            <w:webHidden/>
+          </w:rPr>
+          <w:fldChar w:fldCharType="separate"/>
+        </w:r>
+        <w:r>
+          <w:rPr>
+            <w:noProof/>
+            <w:webHidden/>
+          </w:rPr>
+          <w:t>5</w:t>
+        </w:r>
+        <w:r>
+          <w:rPr>
+            <w:noProof/>
+            <w:webHidden/>
+          </w:rPr>
+          <w:fldChar w:fldCharType="end"/>
+        </w:r>
+      </w:hyperlink>
+    </w:p>
+    <w:p>
+      <w:pPr>
+        <w:pStyle w:val="TableofFigures"/>
+        <w:tabs>
+          <w:tab w:val="right" w:leader="dot" w:pos="8152"/>
+        </w:tabs>
+        <w:rPr>
+          <w:rFonts w:asciiTheme="minorHAnsi" w:eastAsiaTheme="minorEastAsia" w:hAnsiTheme="minorHAnsi"/>
+          <w:noProof/>
+          <w:lang w:val="en-AT" w:eastAsia="en-AT"/>
+        </w:rPr>
+      </w:pPr>
+      <w:hyperlink w:anchor="_Toc220936986" w:history="1">
+        <w:r>
+          <w:rPr>
+            <w:rStyle w:val="Hyperlink"/>
+            <w:noProof/>
+          </w:rPr>
+          <w:t>Figure 4: printMaze</w:t>
+        </w:r>
+        <w:r>
+          <w:rPr>
+            <w:noProof/>
+            <w:webHidden/>
+          </w:rPr>
+          <w:tab/>
+        </w:r>
+        <w:r>
+          <w:rPr>
+            <w:noProof/>
+            <w:webHidden/>
+          </w:rPr>
+          <w:fldChar w:fldCharType="begin"/>
+        </w:r>
+        <w:r>
+          <w:rPr>
+            <w:noProof/>
+            <w:webHidden/>
+          </w:rPr>
+          <w:instrText xml:space="preserve"> PAGEREF _Toc220936986 \h </w:instrText>
+        </w:r>
+        <w:r>
+          <w:rPr>
+            <w:noProof/>
+            <w:webHidden/>
+          </w:rPr>
+        </w:r>
+        <w:r>
+          <w:rPr>
+            <w:noProof/>
+            <w:webHidden/>
+          </w:rPr>
+          <w:fldChar w:fldCharType="separate"/>
+        </w:r>
+        <w:r>
+          <w:rPr>
+            <w:noProof/>
+            <w:webHidden/>
+          </w:rPr>
+          <w:t>6</w:t>
+        </w:r>
+        <w:r>
+          <w:rPr>
+            <w:noProof/>
+            <w:webHidden/>
+          </w:rPr>
+          <w:fldChar w:fldCharType="end"/>
+        </w:r>
+      </w:hyperlink>
+    </w:p>
+    <w:p>
+      <w:pPr>
+        <w:pStyle w:val="TableofFigures"/>
+        <w:tabs>
+          <w:tab w:val="right" w:leader="dot" w:pos="8152"/>
+        </w:tabs>
+        <w:rPr>
+          <w:rFonts w:asciiTheme="minorHAnsi" w:eastAsiaTheme="minorEastAsia" w:hAnsiTheme="minorHAnsi"/>
+          <w:noProof/>
+          <w:lang w:val="en-AT" w:eastAsia="en-AT"/>
+        </w:rPr>
+      </w:pPr>
+      <w:hyperlink w:anchor="_Toc220936987" w:history="1">
+        <w:r>
+          <w:rPr>
+            <w:rStyle w:val="Hyperlink"/>
+            <w:noProof/>
+          </w:rPr>
+          <w:t>Figure 5: player movement</w:t>
+        </w:r>
+        <w:r>
+          <w:rPr>
+            <w:noProof/>
+            <w:webHidden/>
+          </w:rPr>
+          <w:tab/>
+        </w:r>
+        <w:r>
+          <w:rPr>
+            <w:noProof/>
+            <w:webHidden/>
+          </w:rPr>
+          <w:fldChar w:fldCharType="begin"/>
+        </w:r>
+        <w:r>
+          <w:rPr>
+            <w:noProof/>
+            <w:webHidden/>
+          </w:rPr>
+          <w:instrText xml:space="preserve"> PAGEREF _Toc220936987 \h </w:instrText>
+        </w:r>
+        <w:r>
+          <w:rPr>
+            <w:noProof/>
+            <w:webHidden/>
+          </w:rPr>
+        </w:r>
+        <w:r>
+          <w:rPr>
+            <w:noProof/>
+            <w:webHidden/>
+          </w:rPr>
+          <w:fldChar w:fldCharType="separate"/>
+        </w:r>
+        <w:r>
+          <w:rPr>
+            <w:noProof/>
+            <w:webHidden/>
+          </w:rPr>
+          <w:t>7</w:t>
+        </w:r>
+        <w:r>
+          <w:rPr>
+            <w:noProof/>
+            <w:webHidden/>
+          </w:rPr>
+          <w:fldChar w:fldCharType="end"/>
+        </w:r>
+      </w:hyperlink>
+    </w:p>
+    <w:p>
+      <w:pPr>
+        <w:pStyle w:val="TableofFigures"/>
+        <w:tabs>
+          <w:tab w:val="right" w:leader="dot" w:pos="8152"/>
+        </w:tabs>
+        <w:rPr>
+          <w:rFonts w:asciiTheme="minorHAnsi" w:eastAsiaTheme="minorEastAsia" w:hAnsiTheme="minorHAnsi"/>
+          <w:noProof/>
+          <w:lang w:val="en-AT" w:eastAsia="en-AT"/>
+        </w:rPr>
+      </w:pPr>
+      <w:hyperlink w:anchor="_Toc220936988" w:history="1">
+        <w:r>
+          <w:rPr>
+            <w:rStyle w:val="Hyperlink"/>
+            <w:noProof/>
+          </w:rPr>
+          <w:t>Figure 6: movePlayer</w:t>
+        </w:r>
+        <w:r>
+          <w:rPr>
+            <w:noProof/>
+            <w:webHidden/>
+          </w:rPr>
+          <w:tab/>
+        </w:r>
+        <w:r>
+          <w:rPr>
+            <w:noProof/>
+            <w:webHidden/>
+          </w:rPr>
+          <w:fldChar w:fldCharType="begin"/>
+        </w:r>
+        <w:r>
+          <w:rPr>
+            <w:noProof/>
+            <w:webHidden/>
+          </w:rPr>
+          <w:instrText xml:space="preserve"> PAGEREF _Toc220936988 \h </w:instrText>
+        </w:r>
+        <w:r>
+          <w:rPr>
+            <w:noProof/>
+            <w:webHidden/>
+          </w:rPr>
+        </w:r>
+        <w:r>
+          <w:rPr>
+            <w:noProof/>
+            <w:webHidden/>
+          </w:rPr>
+          <w:fldChar w:fldCharType="separate"/>
+        </w:r>
+        <w:r>
+          <w:rPr>
+            <w:noProof/>
+            <w:webHidden/>
+          </w:rPr>
+          <w:t>8</w:t>
+        </w:r>
+        <w:r>
+          <w:rPr>
+            <w:noProof/>
+            <w:webHidden/>
+          </w:rPr>
+          <w:fldChar w:fldCharType="end"/>
+        </w:r>
+      </w:hyperlink>
+    </w:p>
+    <w:p>
+      <w:pPr>
+        <w:pStyle w:val="TableofFigures"/>
+        <w:tabs>
+          <w:tab w:val="right" w:leader="dot" w:pos="8152"/>
+        </w:tabs>
+        <w:rPr>
+          <w:rFonts w:asciiTheme="minorHAnsi" w:eastAsiaTheme="minorEastAsia" w:hAnsiTheme="minorHAnsi"/>
+          <w:noProof/>
+          <w:lang w:val="en-AT" w:eastAsia="en-AT"/>
+        </w:rPr>
+      </w:pPr>
+      <w:hyperlink w:anchor="_Toc220936989" w:history="1">
+        <w:r>
+          <w:rPr>
+            <w:rStyle w:val="Hyperlink"/>
+            <w:noProof/>
+          </w:rPr>
+          <w:t>Figure 7: simple search algorithm</w:t>
+        </w:r>
+        <w:r>
+          <w:rPr>
+            <w:noProof/>
+            <w:webHidden/>
+          </w:rPr>
+          <w:tab/>
+        </w:r>
+        <w:r>
+          <w:rPr>
+            <w:noProof/>
+            <w:webHidden/>
+          </w:rPr>
+          <w:fldChar w:fldCharType="begin"/>
+        </w:r>
+        <w:r>
+          <w:rPr>
+            <w:noProof/>
+            <w:webHidden/>
+          </w:rPr>
+          <w:instrText xml:space="preserve"> PAGEREF _Toc220936989 \h </w:instrText>
+        </w:r>
+        <w:r>
+          <w:rPr>
+            <w:noProof/>
+            <w:webHidden/>
+          </w:rPr>
+        </w:r>
+        <w:r>
+          <w:rPr>
+            <w:noProof/>
+            <w:webHidden/>
+          </w:rPr>
+          <w:fldChar w:fldCharType="separate"/>
+        </w:r>
+        <w:r>
+          <w:rPr>
+            <w:noProof/>
+            <w:webHidden/>
+          </w:rPr>
+          <w:t>9</w:t>
+        </w:r>
+        <w:r>
+          <w:rPr>
+            <w:noProof/>
+            <w:webHidden/>
+          </w:rPr>
+          <w:fldChar w:fldCharType="end"/>
+        </w:r>
+      </w:hyperlink>
+    </w:p>
+    <w:p>
+      <w:pPr>
+        <w:pStyle w:val="TableofFigures"/>
+        <w:tabs>
+          <w:tab w:val="right" w:leader="dot" w:pos="8152"/>
+        </w:tabs>
+        <w:rPr>
+          <w:rFonts w:asciiTheme="minorHAnsi" w:eastAsiaTheme="minorEastAsia" w:hAnsiTheme="minorHAnsi"/>
+          <w:noProof/>
+          <w:lang w:val="en-AT" w:eastAsia="en-AT"/>
+        </w:rPr>
+      </w:pPr>
+      <w:hyperlink w:anchor="_Toc220936990" w:history="1">
+        <w:r>
+          <w:rPr>
+            <w:rStyle w:val="Hyperlink"/>
+            <w:noProof/>
+          </w:rPr>
+          <w:t>Figure 8: Inspirational Quote</w:t>
+        </w:r>
+        <w:r>
+          <w:rPr>
+            <w:noProof/>
+            <w:webHidden/>
+          </w:rPr>
+          <w:tab/>
+        </w:r>
+        <w:r>
+          <w:rPr>
+            <w:noProof/>
+            <w:webHidden/>
+          </w:rPr>
+          <w:fldChar w:fldCharType="begin"/>
+        </w:r>
+        <w:r>
+          <w:rPr>
+            <w:noProof/>
+            <w:webHidden/>
+          </w:rPr>
+          <w:instrText xml:space="preserve"> PAGEREF _Toc220936990 \h </w:instrText>
+        </w:r>
+        <w:r>
+          <w:rPr>
+            <w:noProof/>
+            <w:webHidden/>
+          </w:rPr>
+        </w:r>
+        <w:r>
+          <w:rPr>
+            <w:noProof/>
+            <w:webHidden/>
+          </w:rPr>
+          <w:fldChar w:fldCharType="separate"/>
+        </w:r>
+        <w:r>
+          <w:rPr>
+            <w:noProof/>
+            <w:webHidden/>
+          </w:rPr>
+          <w:t>10</w:t>
+        </w:r>
+        <w:r>
+          <w:rPr>
+            <w:noProof/>
+            <w:webHidden/>
+          </w:rPr>
+          <w:fldChar w:fldCharType="end"/>
+        </w:r>
+      </w:hyperlink>
+    </w:p>
+    <w:p>
+      <w:pPr>
+        <w:pStyle w:val="TableofFigures"/>
+        <w:tabs>
+          <w:tab w:val="right" w:leader="dot" w:pos="8152"/>
+        </w:tabs>
+        <w:rPr>
+          <w:rFonts w:asciiTheme="minorHAnsi" w:eastAsiaTheme="minorEastAsia" w:hAnsiTheme="minorHAnsi"/>
+          <w:noProof/>
+          <w:lang w:val="en-AT" w:eastAsia="en-AT"/>
+        </w:rPr>
+      </w:pPr>
+      <w:hyperlink w:anchor="_Toc220936991" w:history="1">
+        <w:r>
+          <w:rPr>
+            <w:rStyle w:val="Hyperlink"/>
+            <w:noProof/>
+          </w:rPr>
+          <w:t>Figure 9: Greedy</w:t>
+        </w:r>
+        <w:r>
+          <w:rPr>
+            <w:noProof/>
+            <w:webHidden/>
+          </w:rPr>
+          <w:tab/>
+        </w:r>
+        <w:r>
+          <w:rPr>
+            <w:noProof/>
+            <w:webHidden/>
+          </w:rPr>
+          <w:fldChar w:fldCharType="begin"/>
+        </w:r>
+        <w:r>
+          <w:rPr>
+            <w:noProof/>
+            <w:webHidden/>
+          </w:rPr>
+          <w:instrText xml:space="preserve"> PAGEREF _Toc220936991 \h </w:instrText>
+        </w:r>
+        <w:r>
+          <w:rPr>
+            <w:noProof/>
+            <w:webHidden/>
+          </w:rPr>
+        </w:r>
+        <w:r>
+          <w:rPr>
+            <w:noProof/>
+            <w:webHidden/>
+          </w:rPr>
+          <w:fldChar w:fldCharType="separate"/>
+        </w:r>
+        <w:r>
+          <w:rPr>
+            <w:noProof/>
+            <w:webHidden/>
+          </w:rPr>
+          <w:t>11</w:t>
+        </w:r>
+        <w:r>
+          <w:rPr>
+            <w:noProof/>
+            <w:webHidden/>
+          </w:rPr>
+          <w:fldChar w:fldCharType="end"/>
+        </w:r>
+      </w:hyperlink>
+    </w:p>
+    <w:p>
+      <w:pPr>
+        <w:pStyle w:val="TableofFigures"/>
+        <w:tabs>
+          <w:tab w:val="right" w:leader="dot" w:pos="8152"/>
+        </w:tabs>
+        <w:rPr>
+          <w:rFonts w:asciiTheme="minorHAnsi" w:eastAsiaTheme="minorEastAsia" w:hAnsiTheme="minorHAnsi"/>
+          <w:noProof/>
+          <w:lang w:val="en-AT" w:eastAsia="en-AT"/>
+        </w:rPr>
+      </w:pPr>
+      <w:hyperlink w:anchor="_Toc220936992" w:history="1">
+        <w:r>
+          <w:rPr>
+            <w:rStyle w:val="Hyperlink"/>
+            <w:noProof/>
+          </w:rPr>
+          <w:t>Figure 10: MiniMax</w:t>
+        </w:r>
+        <w:r>
+          <w:rPr>
+            <w:noProof/>
+            <w:webHidden/>
+          </w:rPr>
+          <w:tab/>
+        </w:r>
+        <w:r>
+          <w:rPr>
+            <w:noProof/>
+            <w:webHidden/>
+          </w:rPr>
+          <w:fldChar w:fldCharType="begin"/>
+        </w:r>
+        <w:r>
+          <w:rPr>
+            <w:noProof/>
+            <w:webHidden/>
+          </w:rPr>
+          <w:instrText xml:space="preserve"> PAGEREF _Toc220936992 \h </w:instrText>
+        </w:r>
+        <w:r>
+          <w:rPr>
+            <w:noProof/>
+            <w:webHidden/>
+          </w:rPr>
+        </w:r>
+        <w:r>
+          <w:rPr>
+            <w:noProof/>
+            <w:webHidden/>
+          </w:rPr>
+          <w:fldChar w:fldCharType="separate"/>
+        </w:r>
+        <w:r>
+          <w:rPr>
+            <w:noProof/>
+            <w:webHidden/>
+          </w:rPr>
+          <w:t>14</w:t>
+        </w:r>
+        <w:r>
+          <w:rPr>
+            <w:noProof/>
+            <w:webHidden/>
+          </w:rPr>
+          <w:fldChar w:fldCharType="end"/>
+        </w:r>
+      </w:hyperlink>
+    </w:p>
+    <w:p>
+      <w:pPr>
+        <w:pStyle w:val="TableofFigures"/>
+        <w:tabs>
+          <w:tab w:val="right" w:leader="dot" w:pos="8152"/>
+        </w:tabs>
+        <w:rPr>
+          <w:rFonts w:asciiTheme="minorHAnsi" w:eastAsiaTheme="minorEastAsia" w:hAnsiTheme="minorHAnsi"/>
+          <w:noProof/>
+          <w:lang w:val="en-AT" w:eastAsia="en-AT"/>
+        </w:rPr>
+      </w:pPr>
+      <w:hyperlink w:anchor="_Toc220936993" w:history="1">
+        <w:r>
+          <w:rPr>
+            <w:rStyle w:val="Hyperlink"/>
+            <w:noProof/>
+          </w:rPr>
+          <w:t>Figure 11: another maze! big!</w:t>
+        </w:r>
+        <w:r>
+          <w:rPr>
+            <w:noProof/>
+            <w:webHidden/>
+          </w:rPr>
+          <w:tab/>
+        </w:r>
+        <w:r>
+          <w:rPr>
+            <w:noProof/>
+            <w:webHidden/>
+          </w:rPr>
+          <w:fldChar w:fldCharType="begin"/>
+        </w:r>
+        <w:r>
+          <w:rPr>
+            <w:noProof/>
+            <w:webHidden/>
+          </w:rPr>
+          <w:instrText xml:space="preserve"> PAGEREF _Toc220936993 \h </w:instrText>
+        </w:r>
+        <w:r>
+          <w:rPr>
+            <w:noProof/>
+            <w:webHidden/>
+          </w:rPr>
+        </w:r>
+        <w:r>
+          <w:rPr>
+            <w:noProof/>
+            <w:webHidden/>
+          </w:rPr>
+          <w:fldChar w:fldCharType="separate"/>
+        </w:r>
+        <w:r>
+          <w:rPr>
+            <w:noProof/>
+            <w:webHidden/>
+          </w:rPr>
+          <w:t>15</w:t>
+        </w:r>
+        <w:r>
+          <w:rPr>
+            <w:noProof/>
+            <w:webHidden/>
+          </w:rPr>
+          <w:fldChar w:fldCharType="end"/>
+        </w:r>
+      </w:hyperlink>
+    </w:p>
+    <w:p>
+      <w:pPr>
+        <w:pStyle w:val="TableofFigures"/>
+        <w:tabs>
+          <w:tab w:val="right" w:leader="dot" w:pos="8152"/>
+        </w:tabs>
+        <w:rPr>
+          <w:rFonts w:asciiTheme="minorHAnsi" w:eastAsiaTheme="minorEastAsia" w:hAnsiTheme="minorHAnsi"/>
+          <w:noProof/>
+          <w:lang w:val="en-AT" w:eastAsia="en-AT"/>
+        </w:rPr>
+      </w:pPr>
+      <w:hyperlink w:anchor="_Toc220936994" w:history="1">
+        <w:r>
+          <w:rPr>
+            <w:rStyle w:val="Hyperlink"/>
+            <w:noProof/>
+          </w:rPr>
+          <w:t>Figure 12: Debug Output</w:t>
+        </w:r>
+        <w:r>
+          <w:rPr>
+            <w:noProof/>
+            <w:webHidden/>
+          </w:rPr>
+          <w:tab/>
+        </w:r>
+        <w:r>
+          <w:rPr>
+            <w:noProof/>
+            <w:webHidden/>
+          </w:rPr>
+          <w:fldChar w:fldCharType="begin"/>
+        </w:r>
+        <w:r>
+          <w:rPr>
+            <w:noProof/>
+            <w:webHidden/>
+          </w:rPr>
+          <w:instrText xml:space="preserve"> PAGEREF _Toc220936994 \h </w:instrText>
+        </w:r>
+        <w:r>
+          <w:rPr>
+            <w:noProof/>
+            <w:webHidden/>
+          </w:rPr>
+        </w:r>
+        <w:r>
+          <w:rPr>
+            <w:noProof/>
+            <w:webHidden/>
+          </w:rPr>
+          <w:fldChar w:fldCharType="separate"/>
+        </w:r>
+        <w:r>
+          <w:rPr>
+            <w:noProof/>
+            <w:webHidden/>
+          </w:rPr>
+          <w:t>16</w:t>
+        </w:r>
+        <w:r>
+          <w:rPr>
+            <w:noProof/>
+            <w:webHidden/>
+          </w:rPr>
+          <w:fldChar w:fldCharType="end"/>
+        </w:r>
+      </w:hyperlink>
+    </w:p>
+    <w:p>
+      <w:pPr>
+        <w:jc w:val="left"/>
+      </w:pPr>
+      <w:r>
+        <w:fldChar w:fldCharType="end"/>
+      </w:r>
+    </w:p>
+    <w:p>
+      <w:pPr>
+        <w:jc w:val="left"/>
+      </w:pPr>
+      <w:r>
+        <w:br w:type="page"/>
+      </w:r>
+    </w:p>
+    <w:p>
+      <w:pPr>
+        <w:pStyle w:val="Heading1"/>
+      </w:pPr>
+      <w:bookmarkStart w:id="2" w:name="_Toc220936974"/>
+      <w:r>
+        <w:lastRenderedPageBreak/>
+        <w:t>Before we start</w:t>
+      </w:r>
+      <w:bookmarkEnd w:id="2"/>
+    </w:p>
+    <w:p>
+      <w:r>
+        <w:t xml:space="preserve">I want to apologize; the code is a bit messy this time! The Maze class has no right to be that large and can be split and optimized a lot… but oh well, it’s good enough and I don’t feel like cleaning it up. </w:t>
+      </w:r>
+    </w:p>
+    <w:p>
+      <w:pPr>
+        <w:pStyle w:val="Heading1"/>
+      </w:pPr>
+      <w:bookmarkStart w:id="3" w:name="_Toc220936975"/>
+      <w:r>
+        <w:t>The Board</w:t>
+      </w:r>
+      <w:bookmarkEnd w:id="3"/>
+    </w:p>
+    <w:p>
+      <w:r>
+        <w:t xml:space="preserve">A big empty board with just a few obstacles is boring! A maze is much more interesting. </w:t>
+      </w:r>
+    </w:p>
+    <w:p>
+      <w:pPr>
+        <w:pStyle w:val="Heading2"/>
+      </w:pPr>
+      <w:bookmarkStart w:id="4" w:name="_Toc220936976"/>
+      <w:r>
+        <w:t>Generating the Maze</w:t>
+      </w:r>
+      <w:bookmarkEnd w:id="4"/>
+    </w:p>
+    <w:p>
+      <w:r>
+        <w:t xml:space="preserve">I implemented a simple depth-first maze carving algorithm (thanks Wikipedia) </w:t>
+      </w:r>
+      <w:r>
+        <w:t>to generate procedural mazes. The size of these can be set in the constructor.</w:t>
+      </w:r>
+      <w:r>
+        <w:t xml:space="preserve"> I created a Tile class to represent different tile types and represent grid positions using a TilePosition record. </w:t>
+      </w:r>
+    </w:p>
+    <w:p>
+      <w:pPr>
+        <w:pStyle w:val="Pseoudocode"/>
+        <w:rPr>
+          <w:lang w:val="en-US"/>
+        </w:rPr>
+      </w:pPr>
+      <w:r>
+        <w:rPr>
+          <w:lang w:val="en-US"/>
+        </w:rPr>
+        <w:t>public Maze(int size, int treasureCount, AiMode aiMode)</w:t>
+      </w:r>
+      <w:r>
+        <w:rPr>
+          <w:lang w:val="en-US"/>
+        </w:rPr>
+        <w:br/>
+        <w:t>{</w:t>
+      </w:r>
+      <w:r>
+        <w:rPr>
+          <w:lang w:val="en-US"/>
+        </w:rPr>
+        <w:br/>
+        <w:t xml:space="preserve">    this.size = size;</w:t>
+      </w:r>
+      <w:r>
+        <w:rPr>
+          <w:lang w:val="en-US"/>
+        </w:rPr>
+        <w:br/>
+        <w:t xml:space="preserve">    this.aiMode = aiMode;</w:t>
+      </w:r>
+      <w:r>
+        <w:rPr>
+          <w:lang w:val="en-US"/>
+        </w:rPr>
+        <w:br/>
+        <w:t xml:space="preserve">    grid = initializeMaze(size);</w:t>
+      </w:r>
+      <w:r>
+        <w:rPr>
+          <w:lang w:val="en-US"/>
+        </w:rPr>
+        <w:br/>
+      </w:r>
+      <w:r>
+        <w:rPr>
+          <w:lang w:val="en-US"/>
+        </w:rPr>
+        <w:br/>
+        <w:t xml:space="preserve">    spawnPlayer();</w:t>
+      </w:r>
+      <w:r>
+        <w:rPr>
+          <w:lang w:val="en-US"/>
+        </w:rPr>
+        <w:br/>
+        <w:t xml:space="preserve">    spawnAI();</w:t>
+      </w:r>
+      <w:r>
+        <w:rPr>
+          <w:lang w:val="en-US"/>
+        </w:rPr>
+        <w:br/>
+        <w:t xml:space="preserve">    spawnTreasures(treasureCount);</w:t>
+      </w:r>
+      <w:r>
+        <w:rPr>
+          <w:lang w:val="en-US"/>
+        </w:rPr>
+        <w:br/>
+        <w:t>}</w:t>
+      </w:r>
+    </w:p>
+    <w:p>
+      <w:pPr>
         <w:pStyle w:val="Caption"/>
       </w:pPr>
+      <w:bookmarkStart w:id="5" w:name="_Toc220936983"/>
+      <w:r>
+        <w:t xml:space="preserve">Figure </w:t>
+      </w:r>
+      <w:r>
+        <w:fldChar w:fldCharType="begin"/>
+      </w:r>
+      <w:r>
+        <w:instrText xml:space="preserve"> SEQ Figure \* ARABIC </w:instrText>
+      </w:r>
+      <w:r>
+        <w:fldChar w:fldCharType="separate"/>
+      </w:r>
+      <w:r>
+        <w:rPr>
+          <w:noProof/>
+        </w:rPr>
+        <w:t>1</w:t>
+      </w:r>
+      <w:r>
+        <w:fldChar w:fldCharType="end"/>
+      </w:r>
+      <w:r>
+        <w:t>: Maze Constructzor</w:t>
+      </w:r>
+      <w:bookmarkEnd w:id="5"/>
     </w:p>
+    <w:p>
+      <w:pPr>
+        <w:rPr>
+          <w:lang w:val="en-AT"/>
+        </w:rPr>
+      </w:pPr>
+    </w:p>
+    <w:p>
+      <w:pPr>
+        <w:pStyle w:val="Pseoudocode"/>
+        <w:rPr>
+          <w:lang w:val="en-US"/>
+        </w:rPr>
+      </w:pPr>
+      <w:r>
+        <w:t>private Tile[][] carveMaze(Tile[][] grid)</w:t>
+      </w:r>
+      <w:r>
+        <w:br/>
+        <w:t>{</w:t>
+      </w:r>
+      <w:r>
+        <w:br/>
+        <w:t xml:space="preserve">    carve(new TilePosition(0, 0), grid);</w:t>
+      </w:r>
+      <w:r>
+        <w:br/>
+        <w:t xml:space="preserve">    return grid;</w:t>
+      </w:r>
+      <w:r>
+        <w:br/>
+        <w:t>}</w:t>
+      </w:r>
+      <w:r>
+        <w:br/>
+      </w:r>
+      <w:r>
+        <w:br/>
+        <w:t>private void carve(TilePosition tile, Tile[][] grid)</w:t>
+      </w:r>
+      <w:r>
+        <w:br/>
+      </w:r>
+      <w:r>
+        <w:lastRenderedPageBreak/>
+        <w:t>{</w:t>
+      </w:r>
+      <w:r>
+        <w:br/>
+        <w:t xml:space="preserve">    if (!isValidTile(tile) || grid[tile.row()][tile.col()] != </w:t>
+      </w:r>
+      <w:r>
+        <w:rPr>
+          <w:lang w:val="en-US"/>
+        </w:rPr>
+        <w:t>Tile.</w:t>
+      </w:r>
+      <w:r>
+        <w:rPr>
+          <w:i/>
+          <w:iCs/>
+          <w:lang w:val="en-US"/>
+        </w:rPr>
+        <w:t>WALL</w:t>
+      </w:r>
+      <w:r>
+        <w:rPr>
+          <w:lang w:val="en-US"/>
+        </w:rPr>
+        <w:t>)</w:t>
+      </w:r>
+      <w:r>
+        <w:rPr>
+          <w:lang w:val="en-US"/>
+        </w:rPr>
+        <w:br/>
+        <w:t xml:space="preserve">    {</w:t>
+      </w:r>
+      <w:r>
+        <w:rPr>
+          <w:lang w:val="en-US"/>
+        </w:rPr>
+        <w:br/>
+        <w:t xml:space="preserve">        return;</w:t>
+      </w:r>
+      <w:r>
+        <w:rPr>
+          <w:lang w:val="en-US"/>
+        </w:rPr>
+        <w:br/>
+        <w:t xml:space="preserve">    }</w:t>
+      </w:r>
+      <w:r>
+        <w:rPr>
+          <w:lang w:val="en-US"/>
+        </w:rPr>
+        <w:br/>
+      </w:r>
+      <w:r>
+        <w:rPr>
+          <w:lang w:val="en-US"/>
+        </w:rPr>
+        <w:br/>
+        <w:t xml:space="preserve">    if (countAdjacentPaths(tile) &gt; 1)</w:t>
+      </w:r>
+      <w:r>
+        <w:rPr>
+          <w:lang w:val="en-US"/>
+        </w:rPr>
+        <w:br/>
+        <w:t xml:space="preserve">    {</w:t>
+      </w:r>
+      <w:r>
+        <w:rPr>
+          <w:lang w:val="en-US"/>
+        </w:rPr>
+        <w:br/>
+        <w:t xml:space="preserve">        return;</w:t>
+      </w:r>
+      <w:r>
+        <w:rPr>
+          <w:lang w:val="en-US"/>
+        </w:rPr>
+        <w:br/>
+        <w:t xml:space="preserve">    }</w:t>
+      </w:r>
+      <w:r>
+        <w:rPr>
+          <w:lang w:val="en-US"/>
+        </w:rPr>
+        <w:br/>
+      </w:r>
+      <w:r>
+        <w:rPr>
+          <w:lang w:val="en-US"/>
+        </w:rPr>
+        <w:br/>
+        <w:t xml:space="preserve">    grid[tile.row()][tile.col()] = Tile.</w:t>
+      </w:r>
+      <w:r>
+        <w:rPr>
+          <w:i/>
+          <w:iCs/>
+          <w:lang w:val="en-US"/>
+        </w:rPr>
+        <w:t>PATH</w:t>
+      </w:r>
+      <w:r>
+        <w:rPr>
+          <w:lang w:val="en-US"/>
+        </w:rPr>
+        <w:t>;</w:t>
+      </w:r>
+      <w:r>
+        <w:rPr>
+          <w:lang w:val="en-US"/>
+        </w:rPr>
+        <w:br/>
+      </w:r>
+      <w:r>
+        <w:rPr>
+          <w:lang w:val="en-US"/>
+        </w:rPr>
+        <w:br/>
+        <w:t xml:space="preserve">    List&lt;TilePosition&gt; neighbourTiles = getDirectNeighbourTiles(tile);</w:t>
+      </w:r>
+      <w:r>
+        <w:rPr>
+          <w:lang w:val="en-US"/>
+        </w:rPr>
+        <w:br/>
+        <w:t xml:space="preserve">    Collections.</w:t>
+      </w:r>
+      <w:r>
+        <w:rPr>
+          <w:i/>
+          <w:iCs/>
+          <w:lang w:val="en-US"/>
+        </w:rPr>
+        <w:t>shuffle</w:t>
+      </w:r>
+      <w:r>
+        <w:rPr>
+          <w:lang w:val="en-US"/>
+        </w:rPr>
+        <w:t>(neighbourTiles);</w:t>
+      </w:r>
+      <w:r>
+        <w:rPr>
+          <w:lang w:val="en-US"/>
+        </w:rPr>
+        <w:br/>
+      </w:r>
+      <w:r>
+        <w:rPr>
+          <w:rStyle w:val="PseudocodeInputChar"/>
+          <w:lang w:val="en-US"/>
+        </w:rPr>
+        <w:t>(shuffling the neighbour tiles to make the maze, be a maze. Would turn into straight lines otherwise)</w:t>
+      </w:r>
+    </w:p>
+    <w:p>
+      <w:pPr>
+        <w:pStyle w:val="Pseoudocode"/>
+      </w:pPr>
+      <w:r>
+        <w:rPr>
+          <w:lang w:val="en-US"/>
+        </w:rPr>
+        <w:br/>
+        <w:t xml:space="preserve">    </w:t>
+      </w:r>
+      <w:r>
+        <w:t>for (TilePosition neighbourTile : neighbourTiles)</w:t>
+      </w:r>
+      <w:r>
+        <w:br/>
+        <w:t xml:space="preserve">    {</w:t>
+      </w:r>
+      <w:r>
+        <w:br/>
+        <w:t xml:space="preserve">        if (getTileType(neighbourTile) == Tile.</w:t>
+      </w:r>
+      <w:r>
+        <w:rPr>
+          <w:i/>
+          <w:iCs/>
+        </w:rPr>
+        <w:t>WALL</w:t>
+      </w:r>
+      <w:r>
+        <w:t>)</w:t>
+      </w:r>
+      <w:r>
+        <w:br/>
+        <w:t xml:space="preserve">        {</w:t>
+      </w:r>
+      <w:r>
+        <w:br/>
+        <w:t xml:space="preserve">            carve(neighbourTile, grid);</w:t>
+      </w:r>
+      <w:r>
+        <w:br/>
+        <w:t xml:space="preserve">        }</w:t>
+      </w:r>
+      <w:r>
+        <w:br/>
+        <w:t xml:space="preserve">    }</w:t>
+      </w:r>
+      <w:r>
+        <w:br/>
+        <w:t>}</w:t>
+      </w:r>
+    </w:p>
+    <w:p>
+      <w:pPr>
+        <w:pStyle w:val="Caption"/>
+      </w:pPr>
+      <w:bookmarkStart w:id="6" w:name="_Toc220936984"/>
+      <w:r>
+        <w:t xml:space="preserve">Figure </w:t>
+      </w:r>
+      <w:r>
+        <w:fldChar w:fldCharType="begin"/>
+      </w:r>
+      <w:r>
+        <w:instrText xml:space="preserve"> SEQ Figure \* ARABIC </w:instrText>
+      </w:r>
+      <w:r>
+        <w:fldChar w:fldCharType="separate"/>
+      </w:r>
+      <w:r>
+        <w:rPr>
+          <w:noProof/>
+        </w:rPr>
+        <w:t>2</w:t>
+      </w:r>
+      <w:r>
+        <w:fldChar w:fldCharType="end"/>
+      </w:r>
+      <w:r>
+        <w:t>: Maze Carving</w:t>
+      </w:r>
+      <w:bookmarkEnd w:id="6"/>
+    </w:p>
+    <w:p>
+      <w:pPr>
+        <w:rPr>
+          <w:lang w:val="en-AT"/>
+        </w:rPr>
+      </w:pPr>
+      <w:r>
+        <w:rPr>
+          <w:noProof/>
+        </w:rPr>
+        <w:lastRenderedPageBreak/>
+        <mc:AlternateContent>
+          <mc:Choice Requires="wps">
+            <w:drawing>
+              <wp:anchor distT="0" distB="0" distL="114300" distR="114300" simplePos="0" relativeHeight="251664384" behindDoc="0" locked="0" layoutInCell="1" allowOverlap="1" wp14:anchorId="49BE1537" wp14:editId="16DABE6F">
+                <wp:simplePos x="0" y="0"/>
+                <wp:positionH relativeFrom="column">
+                  <wp:posOffset>1772285</wp:posOffset>
+                </wp:positionH>
+                <wp:positionV relativeFrom="paragraph">
+                  <wp:posOffset>2632075</wp:posOffset>
+                </wp:positionV>
+                <wp:extent cx="1633220" cy="635"/>
+                <wp:effectExtent l="0" t="0" r="0" b="0"/>
+                <wp:wrapTopAndBottom/>
+                <wp:docPr id="230392379" name="Text Box 1"/>
+                <wp:cNvGraphicFramePr/>
+                <a:graphic xmlns:a="http://schemas.openxmlformats.org/drawingml/2006/main">
+                  <a:graphicData uri="http://schemas.microsoft.com/office/word/2010/wordprocessingShape">
+                    <wps:wsp>
+                      <wps:cNvSpPr txBox="1"/>
+                      <wps:spPr>
+                        <a:xfrm>
+                          <a:off x="0" y="0"/>
+                          <a:ext cx="1633220" cy="635"/>
+                        </a:xfrm>
+                        <a:prstGeom prst="rect">
+                          <a:avLst/>
+                        </a:prstGeom>
+                        <a:solidFill>
+                          <a:prstClr val="white"/>
+                        </a:solidFill>
+                        <a:ln>
+                          <a:noFill/>
+                        </a:ln>
+                      </wps:spPr>
+                      <wps:txbx>
+                        <w:txbxContent>
+                          <w:p>
+                            <w:pPr>
+                              <w:pStyle w:val="Caption"/>
+                            </w:pPr>
+                            <w:bookmarkStart w:id="7" w:name="_Toc220936985"/>
+                            <w:r>
+                              <w:t xml:space="preserve">Figure </w:t>
+                            </w:r>
+                            <w:r>
+                              <w:fldChar w:fldCharType="begin"/>
+                            </w:r>
+                            <w:r>
+                              <w:instrText xml:space="preserve"> SEQ Figure \* ARABIC </w:instrText>
+                            </w:r>
+                            <w:r>
+                              <w:fldChar w:fldCharType="separate"/>
+                            </w:r>
+                            <w:r>
+                              <w:rPr>
+                                <w:noProof/>
+                              </w:rPr>
+                              <w:t>3</w:t>
+                            </w:r>
+                            <w:r>
+                              <w:fldChar w:fldCharType="end"/>
+                            </w:r>
+                            <w:r>
+                              <w:t>: A Maze</w:t>
+                            </w:r>
+                            <w:bookmarkEnd w:id="7"/>
+                          </w:p>
+                        </w:txbxContent>
+                      </wps:txbx>
+                      <wps:bodyPr rot="0" spcFirstLastPara="0" vertOverflow="overflow" horzOverflow="overflow" vert="horz" wrap="square" lIns="0" tIns="0" rIns="0" bIns="0" numCol="1" spcCol="0" rtlCol="0" fromWordArt="0" anchor="t" anchorCtr="0" forceAA="0" compatLnSpc="1">
+                        <a:prstTxWarp prst="textNoShape">
+                          <a:avLst/>
+                        </a:prstTxWarp>
+                        <a:spAutoFit/>
+                      </wps:bodyPr>
+                    </wps:wsp>
+                  </a:graphicData>
+                </a:graphic>
+              </wp:anchor>
+            </w:drawing>
+          </mc:Choice>
+          <mc:Fallback>
+            <w:pict>
+              <v:shape w14:anchorId="49BE1537" id="Text Box 1" o:spid="_x0000_s1028" type="#_x0000_t202" style="position:absolute;left:0;text-align:left;margin-left:139.55pt;margin-top:207.25pt;width:128.6pt;height:.05pt;z-index:251664384;visibility:visible;mso-wrap-style:square;mso-wrap-distance-left:9pt;mso-wrap-distance-top:0;mso-wrap-distance-right:9pt;mso-wrap-distance-bottom:0;mso-position-horizontal:absolute;mso-position-horizontal-relative:text;mso-position-vertical:absolute;mso-position-vertical-relative:text;v-text-anchor:top" o:gfxdata="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" stroked="f">
+                <v:textbox style="mso-fit-shape-to-text:t" inset="0,0,0,0">
+                  <w:txbxContent>
+                    <w:p>
+                      <w:pPr>
+                        <w:pStyle w:val="Caption"/>
+                      </w:pPr>
+                      <w:bookmarkStart w:id="8" w:name="_Toc220936985"/>
+                      <w:r>
+                        <w:t xml:space="preserve">Figure </w:t>
+                      </w:r>
+                      <w:r>
+                        <w:fldChar w:fldCharType="begin"/>
+                      </w:r>
+                      <w:r>
+                        <w:instrText xml:space="preserve"> SEQ Figure \* ARABIC </w:instrText>
+                      </w:r>
+                      <w:r>
+                        <w:fldChar w:fldCharType="separate"/>
+                      </w:r>
+                      <w:r>
+                        <w:rPr>
+                          <w:noProof/>
+                        </w:rPr>
+                        <w:t>3</w:t>
+                      </w:r>
+                      <w:r>
+                        <w:fldChar w:fldCharType="end"/>
+                      </w:r>
+                      <w:r>
+                        <w:t>: A Maze</w:t>
+                      </w:r>
+                      <w:bookmarkEnd w:id="8"/>
+                    </w:p>
+                  </w:txbxContent>
+                </v:textbox>
+                <w10:wrap type="topAndBottom"/>
+              </v:shape>
+            </w:pict>
+          </mc:Fallback>
+        </mc:AlternateContent>
+      </w:r>
+      <w:r>
+        <w:drawing>
+          <wp:anchor distT="0" distB="0" distL="114300" distR="114300" simplePos="0" relativeHeight="251662336" behindDoc="0" locked="0" layoutInCell="1" allowOverlap="1" wp14:anchorId="3A58AFC7" wp14:editId="57B006DA">
+            <wp:simplePos x="0" y="0"/>
+            <wp:positionH relativeFrom="margin">
+              <wp:align>center</wp:align>
+            </wp:positionH>
+            <wp:positionV relativeFrom="paragraph">
+              <wp:posOffset>350992</wp:posOffset>
+            </wp:positionV>
+            <wp:extent cx="1633220" cy="2224405"/>
+            <wp:effectExtent l="0" t="0" r="5080" b="4445"/>
+            <wp:wrapTopAndBottom/>
+            <wp:docPr id="2126898635" name="Picture 1"/>
+            <wp:cNvGraphicFramePr>
+              <a:graphicFrameLocks xmlns:a="http://schemas.openxmlformats.org/drawingml/2006/main" noChangeAspect="1"/>
+            </wp:cNvGraphicFramePr>
+            <a:graphic xmlns:a="http://schemas.openxmlformats.org/drawingml/2006/main">
+              <a:graphicData uri="http://schemas.openxmlformats.org/drawingml/2006/picture">
+                <pic:pic xmlns:pic="http://schemas.openxmlformats.org/drawingml/2006/picture">
+                  <pic:nvPicPr>
+                    <pic:cNvPr id="2126898635" name=""/>
+                    <pic:cNvPicPr/>
+                  </pic:nvPicPr>
+                  <pic:blipFill>
+                    <a:blip r:embed="rId8">
+                      <a:extLst>
+                        <a:ext uri="{28A0092B-C50C-407E-A947-70E740481C1C}">
+                          <a14:useLocalDpi xmlns:a14="http://schemas.microsoft.com/office/drawing/2010/main" val="0"/>
+                        </a:ext>
+                      </a:extLst>
+                    </a:blip>
+                    <a:stretch>
+                      <a:fillRect/>
+                    </a:stretch>
+                  </pic:blipFill>
+                  <pic:spPr>
+                    <a:xfrm>
+                      <a:off x="0" y="0"/>
+                      <a:ext cx="1633220" cy="2224405"/>
+                    </a:xfrm>
+                    <a:prstGeom prst="rect">
+                      <a:avLst/>
+                    </a:prstGeom>
+                  </pic:spPr>
+                </pic:pic>
+              </a:graphicData>
+            </a:graphic>
+            <wp14:sizeRelH relativeFrom="margin">
+              <wp14:pctWidth>0</wp14:pctWidth>
+            </wp14:sizeRelH>
+            <wp14:sizeRelV relativeFrom="margin">
+              <wp14:pctHeight>0</wp14:pctHeight>
+            </wp14:sizeRelV>
+          </wp:anchor>
+        </w:drawing>
+      </w:r>
+    </w:p>
+    <w:p>
+      <w:r>
+        <w:t>The player, ai and treasures all get randomly placed on a path tile in the maze.</w:t>
+      </w:r>
+    </w:p>
+    <w:p/>
+    <w:p>
+      <w:pPr>
+        <w:pStyle w:val="Heading2"/>
+      </w:pPr>
+      <w:bookmarkStart w:id="9" w:name="_Toc220936977"/>
+      <w:r>
+        <w:t>Displaying the Maze</w:t>
+      </w:r>
+      <w:bookmarkEnd w:id="9"/>
+    </w:p>
+    <w:p>
+      <w:r>
+        <w:t>Nothing fancy, @ is the player, A is the ai and $ is treasure. Dots are paths and the brick things are walls. I also add a border around the maze so it looks nicer.</w:t>
+      </w:r>
+    </w:p>
+    <w:p>
+      <w:pPr>
+        <w:pStyle w:val="Pseoudocode"/>
+        <w:rPr>
+          <w:lang w:val="en-US"/>
+        </w:rPr>
+      </w:pPr>
+      <w:r>
+        <w:rPr>
+          <w:lang w:val="en-US"/>
+        </w:rPr>
+        <w:t>private void printMaze()</w:t>
+      </w:r>
+      <w:r>
+        <w:rPr>
+          <w:lang w:val="en-US"/>
+        </w:rPr>
+        <w:br/>
+        <w:t>{</w:t>
+      </w:r>
+      <w:r>
+        <w:rPr>
+          <w:lang w:val="en-US"/>
+        </w:rPr>
+        <w:br/>
+        <w:t xml:space="preserve">    // print top wall</w:t>
+      </w:r>
+      <w:r>
+        <w:rPr>
+          <w:lang w:val="en-US"/>
+        </w:rPr>
+        <w:br/>
+        <w:t xml:space="preserve">    for (int x = 0; x &lt; size + 2; x++)</w:t>
+      </w:r>
+      <w:r>
+        <w:rPr>
+          <w:lang w:val="en-US"/>
+        </w:rPr>
+        <w:br/>
+        <w:t xml:space="preserve">    {</w:t>
+      </w:r>
+      <w:r>
+        <w:rPr>
+          <w:lang w:val="en-US"/>
+        </w:rPr>
+        <w:br/>
+        <w:t xml:space="preserve">        printWall();</w:t>
+      </w:r>
+      <w:r>
+        <w:rPr>
+          <w:lang w:val="en-US"/>
+        </w:rPr>
+        <w:br/>
+        <w:t xml:space="preserve">    }</w:t>
+      </w:r>
+      <w:r>
+        <w:rPr>
+          <w:lang w:val="en-US"/>
+        </w:rPr>
+        <w:br/>
+      </w:r>
+      <w:r>
+        <w:rPr>
+          <w:lang w:val="en-US"/>
+        </w:rPr>
+        <w:br/>
+        <w:t xml:space="preserve">    IO.</w:t>
+      </w:r>
+      <w:r>
+        <w:rPr>
+          <w:i/>
+          <w:iCs/>
+          <w:lang w:val="en-US"/>
+        </w:rPr>
+        <w:t>println</w:t>
+      </w:r>
+      <w:r>
+        <w:rPr>
+          <w:lang w:val="en-US"/>
+        </w:rPr>
+        <w:t>();</w:t>
+      </w:r>
+      <w:r>
+        <w:rPr>
+          <w:lang w:val="en-US"/>
+        </w:rPr>
+        <w:br/>
+      </w:r>
+      <w:r>
+        <w:rPr>
+          <w:lang w:val="en-US"/>
+        </w:rPr>
+        <w:br/>
+        <w:t xml:space="preserve">    for (int y = 0; y &lt; size; y++)</w:t>
+      </w:r>
+      <w:r>
+        <w:rPr>
+          <w:lang w:val="en-US"/>
+        </w:rPr>
+        <w:br/>
+        <w:t xml:space="preserve">    {</w:t>
+      </w:r>
+      <w:r>
+        <w:rPr>
+          <w:lang w:val="en-US"/>
+        </w:rPr>
+        <w:br/>
+        <w:t xml:space="preserve">        for (int x = 0; x &lt; size; x++)</w:t>
+      </w:r>
+      <w:r>
+        <w:rPr>
+          <w:lang w:val="en-US"/>
+        </w:rPr>
+        <w:br/>
+        <w:t xml:space="preserve">        {</w:t>
+      </w:r>
+      <w:r>
+        <w:rPr>
+          <w:lang w:val="en-US"/>
+        </w:rPr>
+        <w:br/>
+        <w:t xml:space="preserve">            // print left wall</w:t>
+      </w:r>
+      <w:r>
+        <w:rPr>
+          <w:lang w:val="en-US"/>
+        </w:rPr>
+        <w:br/>
+        <w:t xml:space="preserve">            if (x == 0)</w:t>
+      </w:r>
+      <w:r>
+        <w:rPr>
+          <w:lang w:val="en-US"/>
+        </w:rPr>
+        <w:br/>
+        <w:t xml:space="preserve">            {</w:t>
+      </w:r>
+      <w:r>
+        <w:rPr>
+          <w:lang w:val="en-US"/>
+        </w:rPr>
+        <w:br/>
+        <w:t xml:space="preserve">                printWall();</w:t>
+      </w:r>
+      <w:r>
+        <w:rPr>
+          <w:lang w:val="en-US"/>
+        </w:rPr>
+        <w:br/>
+      </w:r>
+      <w:r>
+        <w:rPr>
+          <w:lang w:val="en-US"/>
+        </w:rPr>
+        <w:lastRenderedPageBreak/>
+        <w:t xml:space="preserve">            }</w:t>
+      </w:r>
+      <w:r>
+        <w:rPr>
+          <w:lang w:val="en-US"/>
+        </w:rPr>
+        <w:br/>
+      </w:r>
+      <w:r>
+        <w:rPr>
+          <w:lang w:val="en-US"/>
+        </w:rPr>
+        <w:br/>
+        <w:t xml:space="preserve">            Tile tile = grid[y][x];</w:t>
+      </w:r>
+      <w:r>
+        <w:rPr>
+          <w:lang w:val="en-US"/>
+        </w:rPr>
+        <w:br/>
+      </w:r>
+      <w:r>
+        <w:rPr>
+          <w:lang w:val="en-US"/>
+        </w:rPr>
+        <w:br/>
+        <w:t xml:space="preserve">            switch (tile)</w:t>
+      </w:r>
+      <w:r>
+        <w:rPr>
+          <w:lang w:val="en-US"/>
+        </w:rPr>
+        <w:br/>
+        <w:t xml:space="preserve">            {</w:t>
+      </w:r>
+      <w:r>
+        <w:rPr>
+          <w:lang w:val="en-US"/>
+        </w:rPr>
+        <w:br/>
+        <w:t xml:space="preserve">                case </w:t>
+      </w:r>
+      <w:r>
+        <w:rPr>
+          <w:i/>
+          <w:iCs/>
+          <w:lang w:val="en-US"/>
+        </w:rPr>
+        <w:t xml:space="preserve">WALL </w:t>
+      </w:r>
+      <w:r>
+        <w:rPr>
+          <w:lang w:val="en-US"/>
+        </w:rPr>
+        <w:t>-&gt;</w:t>
+      </w:r>
+      <w:r>
+        <w:rPr>
+          <w:lang w:val="en-US"/>
+        </w:rPr>
+        <w:br/>
+        <w:t xml:space="preserve">                        printWall();</w:t>
+      </w:r>
+      <w:r>
+        <w:rPr>
+          <w:lang w:val="en-US"/>
+        </w:rPr>
+        <w:br/>
+      </w:r>
+      <w:r>
+        <w:rPr>
+          <w:lang w:val="en-US"/>
+        </w:rPr>
+        <w:br/>
+        <w:t xml:space="preserve">                case </w:t>
+      </w:r>
+      <w:r>
+        <w:rPr>
+          <w:i/>
+          <w:iCs/>
+          <w:lang w:val="en-US"/>
+        </w:rPr>
+        <w:t xml:space="preserve">PATH </w:t>
+      </w:r>
+      <w:r>
+        <w:rPr>
+          <w:lang w:val="en-US"/>
+        </w:rPr>
+        <w:t>-&gt;</w:t>
+      </w:r>
+      <w:r>
+        <w:rPr>
+          <w:lang w:val="en-US"/>
+        </w:rPr>
+        <w:br/>
+        <w:t xml:space="preserve">                        printPath();</w:t>
+      </w:r>
+      <w:r>
+        <w:rPr>
+          <w:lang w:val="en-US"/>
+        </w:rPr>
+        <w:br/>
+      </w:r>
+      <w:r>
+        <w:rPr>
+          <w:lang w:val="en-US"/>
+        </w:rPr>
+        <w:br/>
+        <w:t xml:space="preserve">                case </w:t>
+      </w:r>
+      <w:r>
+        <w:rPr>
+          <w:i/>
+          <w:iCs/>
+          <w:lang w:val="en-US"/>
+        </w:rPr>
+        <w:t xml:space="preserve">PLAYER </w:t>
+      </w:r>
+      <w:r>
+        <w:rPr>
+          <w:lang w:val="en-US"/>
+        </w:rPr>
+        <w:t>-&gt;</w:t>
+      </w:r>
+      <w:r>
+        <w:rPr>
+          <w:lang w:val="en-US"/>
+        </w:rPr>
+        <w:br/>
+        <w:t xml:space="preserve">                        printPlayer();</w:t>
+      </w:r>
+      <w:r>
+        <w:rPr>
+          <w:lang w:val="en-US"/>
+        </w:rPr>
+        <w:br/>
+      </w:r>
+      <w:r>
+        <w:rPr>
+          <w:lang w:val="en-US"/>
+        </w:rPr>
+        <w:br/>
+        <w:t xml:space="preserve">                case </w:t>
+      </w:r>
+      <w:r>
+        <w:rPr>
+          <w:i/>
+          <w:iCs/>
+          <w:lang w:val="en-US"/>
+        </w:rPr>
+        <w:t xml:space="preserve">AI </w:t>
+      </w:r>
+      <w:r>
+        <w:rPr>
+          <w:lang w:val="en-US"/>
+        </w:rPr>
+        <w:t>-&gt;</w:t>
+      </w:r>
+      <w:r>
+        <w:rPr>
+          <w:lang w:val="en-US"/>
+        </w:rPr>
+        <w:br/>
+        <w:t xml:space="preserve">                        printAI();</w:t>
+      </w:r>
+      <w:r>
+        <w:rPr>
+          <w:lang w:val="en-US"/>
+        </w:rPr>
+        <w:br/>
+      </w:r>
+      <w:r>
+        <w:rPr>
+          <w:lang w:val="en-US"/>
+        </w:rPr>
+        <w:br/>
+        <w:t xml:space="preserve">                case </w:t>
+      </w:r>
+      <w:r>
+        <w:rPr>
+          <w:i/>
+          <w:iCs/>
+          <w:lang w:val="en-US"/>
+        </w:rPr>
+        <w:t xml:space="preserve">TREASURE </w:t>
+      </w:r>
+      <w:r>
+        <w:rPr>
+          <w:lang w:val="en-US"/>
+        </w:rPr>
+        <w:t>-&gt;</w:t>
+      </w:r>
+      <w:r>
+        <w:rPr>
+          <w:lang w:val="en-US"/>
+        </w:rPr>
+        <w:br/>
+        <w:t xml:space="preserve">                        printTreasure();</w:t>
+      </w:r>
+      <w:r>
+        <w:rPr>
+          <w:lang w:val="en-US"/>
+        </w:rPr>
+        <w:br/>
+        <w:t xml:space="preserve">            }</w:t>
+      </w:r>
+      <w:r>
+        <w:rPr>
+          <w:lang w:val="en-US"/>
+        </w:rPr>
+        <w:br/>
+        <w:t xml:space="preserve">        }</w:t>
+      </w:r>
+      <w:r>
+        <w:rPr>
+          <w:lang w:val="en-US"/>
+        </w:rPr>
+        <w:br/>
+      </w:r>
+      <w:r>
+        <w:rPr>
+          <w:lang w:val="en-US"/>
+        </w:rPr>
+        <w:br/>
+        <w:t xml:space="preserve">        // print right wall</w:t>
+      </w:r>
+      <w:r>
+        <w:rPr>
+          <w:lang w:val="en-US"/>
+        </w:rPr>
+        <w:br/>
+        <w:t xml:space="preserve">        printWall();</w:t>
+      </w:r>
+      <w:r>
+        <w:rPr>
+          <w:lang w:val="en-US"/>
+        </w:rPr>
+        <w:br/>
+      </w:r>
+      <w:r>
+        <w:rPr>
+          <w:lang w:val="en-US"/>
+        </w:rPr>
+        <w:br/>
+        <w:t xml:space="preserve">        IO.</w:t>
+      </w:r>
+      <w:r>
+        <w:rPr>
+          <w:i/>
+          <w:iCs/>
+          <w:lang w:val="en-US"/>
+        </w:rPr>
+        <w:t>println</w:t>
+      </w:r>
+      <w:r>
+        <w:rPr>
+          <w:lang w:val="en-US"/>
+        </w:rPr>
+        <w:t>(); // next row</w:t>
+      </w:r>
+      <w:r>
+        <w:rPr>
+          <w:lang w:val="en-US"/>
+        </w:rPr>
+        <w:br/>
+        <w:t xml:space="preserve">    }</w:t>
+      </w:r>
+      <w:r>
+        <w:rPr>
+          <w:lang w:val="en-US"/>
+        </w:rPr>
+        <w:br/>
+      </w:r>
+      <w:r>
+        <w:rPr>
+          <w:lang w:val="en-US"/>
+        </w:rPr>
+        <w:br/>
+        <w:t xml:space="preserve">    // print bottom wall</w:t>
+      </w:r>
+      <w:r>
+        <w:rPr>
+          <w:lang w:val="en-US"/>
+        </w:rPr>
+        <w:br/>
+        <w:t xml:space="preserve">    for (int x = 0; x &lt; size + 2; x++)</w:t>
+      </w:r>
+      <w:r>
+        <w:rPr>
+          <w:lang w:val="en-US"/>
+        </w:rPr>
+        <w:br/>
+        <w:t xml:space="preserve">    {</w:t>
+      </w:r>
+      <w:r>
+        <w:rPr>
+          <w:lang w:val="en-US"/>
+        </w:rPr>
+        <w:br/>
+        <w:t xml:space="preserve">        printWall();</w:t>
+      </w:r>
+      <w:r>
+        <w:rPr>
+          <w:lang w:val="en-US"/>
+        </w:rPr>
+        <w:br/>
+        <w:t xml:space="preserve">    }</w:t>
+      </w:r>
+      <w:r>
+        <w:rPr>
+          <w:lang w:val="en-US"/>
+        </w:rPr>
+        <w:br/>
+      </w:r>
+      <w:r>
+        <w:rPr>
+          <w:lang w:val="en-US"/>
+        </w:rPr>
+        <w:br/>
+        <w:t xml:space="preserve">    IO.</w:t>
+      </w:r>
+      <w:r>
+        <w:rPr>
+          <w:i/>
+          <w:iCs/>
+          <w:lang w:val="en-US"/>
+        </w:rPr>
+        <w:t>println</w:t>
+      </w:r>
+      <w:r>
+        <w:rPr>
+          <w:lang w:val="en-US"/>
+        </w:rPr>
+        <w:t>();</w:t>
+      </w:r>
+      <w:r>
+        <w:rPr>
+          <w:lang w:val="en-US"/>
+        </w:rPr>
+        <w:br/>
+        <w:t>}</w:t>
+      </w:r>
+    </w:p>
+    <w:p>
+      <w:pPr>
+        <w:pStyle w:val="Caption"/>
+        <w:rPr>
+          <w:lang w:val="en-AT"/>
+        </w:rPr>
+      </w:pPr>
+      <w:bookmarkStart w:id="10" w:name="_Toc220936986"/>
+      <w:r>
+        <w:t xml:space="preserve">Figure </w:t>
+      </w:r>
+      <w:r>
+        <w:fldChar w:fldCharType="begin"/>
+      </w:r>
+      <w:r>
+        <w:instrText xml:space="preserve"> SEQ Figure \* ARABIC </w:instrText>
+      </w:r>
+      <w:r>
+        <w:fldChar w:fldCharType="separate"/>
+      </w:r>
+      <w:r>
+        <w:rPr>
+          <w:noProof/>
+        </w:rPr>
+        <w:t>4</w:t>
+      </w:r>
+      <w:r>
+        <w:fldChar w:fldCharType="end"/>
+      </w:r>
+      <w:r>
+        <w:t>: printMaze</w:t>
+      </w:r>
+      <w:bookmarkEnd w:id="10"/>
+    </w:p>
+    <w:p/>
+    <w:p>
+      <w:pPr>
+        <w:pStyle w:val="Heading1"/>
+      </w:pPr>
+      <w:bookmarkStart w:id="11" w:name="_Toc220936978"/>
+      <w:r>
+        <w:lastRenderedPageBreak/>
+        <w:t>Player Controls</w:t>
+      </w:r>
+      <w:bookmarkEnd w:id="11"/>
+    </w:p>
+    <w:p>
+      <w:r>
+        <w:t>The main game loop is simply getting W, A, S, D inputs from the player and updating the position in the maze. The ai uses the same methods for its movement.</w:t>
+      </w:r>
+    </w:p>
+    <w:p>
+      <w:pPr>
+        <w:pStyle w:val="Pseoudocode"/>
+        <w:rPr>
+          <w:lang w:val="en-US"/>
+        </w:rPr>
+      </w:pPr>
+      <w:r>
+        <w:rPr>
+          <w:lang w:val="en-US"/>
+        </w:rPr>
+        <w:t>while (!maze.isMazeCompleted())</w:t>
+      </w:r>
+      <w:r>
+        <w:rPr>
+          <w:lang w:val="en-US"/>
+        </w:rPr>
+        <w:br/>
+        <w:t>{</w:t>
+      </w:r>
+      <w:r>
+        <w:rPr>
+          <w:lang w:val="en-US"/>
+        </w:rPr>
+        <w:br/>
+        <w:t xml:space="preserve">    UI.</w:t>
+      </w:r>
+      <w:r>
+        <w:rPr>
+          <w:i/>
+          <w:iCs/>
+          <w:lang w:val="en-US"/>
+        </w:rPr>
+        <w:t>clearScreen</w:t>
+      </w:r>
+      <w:r>
+        <w:rPr>
+          <w:lang w:val="en-US"/>
+        </w:rPr>
+        <w:t>();</w:t>
+      </w:r>
+      <w:r>
+        <w:rPr>
+          <w:lang w:val="en-US"/>
+        </w:rPr>
+        <w:br/>
+      </w:r>
+      <w:r>
+        <w:rPr>
+          <w:lang w:val="en-US"/>
+        </w:rPr>
+        <w:br/>
+        <w:t xml:space="preserve">    maze.displayMazeWithAIPath();</w:t>
+      </w:r>
+      <w:r>
+        <w:rPr>
+          <w:lang w:val="en-US"/>
+        </w:rPr>
+        <w:br/>
+      </w:r>
+      <w:r>
+        <w:rPr>
+          <w:lang w:val="en-US"/>
+        </w:rPr>
+        <w:br/>
+        <w:t xml:space="preserve">    maze.aiGetMinimaxMove();</w:t>
+      </w:r>
+      <w:r>
+        <w:rPr>
+          <w:lang w:val="en-US"/>
+        </w:rPr>
+        <w:br/>
+      </w:r>
+      <w:r>
+        <w:rPr>
+          <w:lang w:val="en-US"/>
+        </w:rPr>
+        <w:br/>
+        <w:t xml:space="preserve">    char playerInput;</w:t>
+      </w:r>
+      <w:r>
+        <w:rPr>
+          <w:lang w:val="en-US"/>
+        </w:rPr>
+        <w:br/>
+        <w:t xml:space="preserve">    Direction moveDirection;</w:t>
+      </w:r>
+      <w:r>
+        <w:rPr>
+          <w:lang w:val="en-US"/>
+        </w:rPr>
+        <w:br/>
+        <w:t xml:space="preserve">    boolean hasPlayerMoved = false;</w:t>
+      </w:r>
+      <w:r>
+        <w:rPr>
+          <w:lang w:val="en-US"/>
+        </w:rPr>
+        <w:br/>
+      </w:r>
+      <w:r>
+        <w:rPr>
+          <w:lang w:val="en-US"/>
+        </w:rPr>
+        <w:br/>
+        <w:t xml:space="preserve">    do</w:t>
+      </w:r>
+      <w:r>
+        <w:rPr>
+          <w:lang w:val="en-US"/>
+        </w:rPr>
+        <w:br/>
+        <w:t xml:space="preserve">    {</w:t>
+      </w:r>
+      <w:r>
+        <w:rPr>
+          <w:lang w:val="en-US"/>
+        </w:rPr>
+        <w:br/>
+        <w:t xml:space="preserve">        playerInput = UI.</w:t>
+      </w:r>
+      <w:r>
+        <w:rPr>
+          <w:i/>
+          <w:iCs/>
+          <w:lang w:val="en-US"/>
+        </w:rPr>
+        <w:t>getFilteredCharInput</w:t>
+      </w:r>
+      <w:r>
+        <w:rPr>
+          <w:lang w:val="en-US"/>
+        </w:rPr>
+        <w:t>('w', 'a', 's', 'd');</w:t>
+      </w:r>
+      <w:r>
+        <w:rPr>
+          <w:lang w:val="en-US"/>
+        </w:rPr>
+        <w:br/>
+      </w:r>
+      <w:r>
+        <w:rPr>
+          <w:lang w:val="en-US"/>
+        </w:rPr>
+        <w:br/>
+        <w:t xml:space="preserve">        moveDirection = getDirectionFromInput(playerInput);</w:t>
+      </w:r>
+      <w:r>
+        <w:rPr>
+          <w:lang w:val="en-US"/>
+        </w:rPr>
+        <w:br/>
+      </w:r>
+      <w:r>
+        <w:rPr>
+          <w:lang w:val="en-US"/>
+        </w:rPr>
+        <w:br/>
+        <w:t xml:space="preserve">        if (maze.canMovePlayer(moveDirection))</w:t>
+      </w:r>
+      <w:r>
+        <w:rPr>
+          <w:lang w:val="en-US"/>
+        </w:rPr>
+        <w:br/>
+        <w:t xml:space="preserve">        {</w:t>
+      </w:r>
+      <w:r>
+        <w:rPr>
+          <w:lang w:val="en-US"/>
+        </w:rPr>
+        <w:br/>
+        <w:t xml:space="preserve">            maze.movePlayer(moveDirection);</w:t>
+      </w:r>
+      <w:r>
+        <w:rPr>
+          <w:lang w:val="en-US"/>
+        </w:rPr>
+        <w:br/>
+        <w:t xml:space="preserve">            hasPlayerMoved = true;</w:t>
+      </w:r>
+      <w:r>
+        <w:rPr>
+          <w:lang w:val="en-US"/>
+        </w:rPr>
+        <w:br/>
+        <w:t xml:space="preserve">        }</w:t>
+      </w:r>
+      <w:r>
+        <w:rPr>
+          <w:lang w:val="en-US"/>
+        </w:rPr>
+        <w:br/>
+        <w:t xml:space="preserve">    }</w:t>
+      </w:r>
+      <w:r>
+        <w:rPr>
+          <w:lang w:val="en-US"/>
+        </w:rPr>
+        <w:br/>
+        <w:t xml:space="preserve">    while (!hasPlayerMoved);</w:t>
+      </w:r>
+      <w:r>
+        <w:rPr>
+          <w:lang w:val="en-US"/>
+        </w:rPr>
+        <w:br/>
+      </w:r>
+      <w:r>
+        <w:rPr>
+          <w:lang w:val="en-US"/>
+        </w:rPr>
+        <w:br/>
+        <w:t xml:space="preserve">    maze.aiTurn();</w:t>
+      </w:r>
+      <w:r>
+        <w:rPr>
+          <w:lang w:val="en-US"/>
+        </w:rPr>
+        <w:br/>
+        <w:t>}</w:t>
+      </w:r>
+    </w:p>
+    <w:p>
+      <w:pPr>
+        <w:pStyle w:val="Caption"/>
+        <w:rPr>
+          <w:lang w:val="en-AT"/>
+        </w:rPr>
+      </w:pPr>
+      <w:bookmarkStart w:id="12" w:name="_Toc220936987"/>
+      <w:r>
+        <w:t xml:space="preserve">Figure </w:t>
+      </w:r>
+      <w:r>
+        <w:fldChar w:fldCharType="begin"/>
+      </w:r>
+      <w:r>
+        <w:instrText xml:space="preserve"> SEQ Figure \* ARABIC </w:instrText>
+      </w:r>
+      <w:r>
+        <w:fldChar w:fldCharType="separate"/>
+      </w:r>
+      <w:r>
+        <w:rPr>
+          <w:noProof/>
+        </w:rPr>
+        <w:t>5</w:t>
+      </w:r>
+      <w:r>
+        <w:fldChar w:fldCharType="end"/>
+      </w:r>
+      <w:r>
+        <w:t>: player movement</w:t>
+      </w:r>
+      <w:bookmarkEnd w:id="12"/>
+    </w:p>
+    <w:p>
+      <w:r>
+        <w:t xml:space="preserve">Internally, it just swaps the player tile around. Thank you IntelliJ auto-complete for the very insightful comments. </w:t>
+      </w:r>
+    </w:p>
+    <w:p>
+      <w:pPr>
+        <w:pStyle w:val="Pseoudocode"/>
+        <w:rPr>
+          <w:lang w:val="en-US"/>
+        </w:rPr>
+      </w:pPr>
+      <w:r>
+        <w:rPr>
+          <w:lang w:val="en-US"/>
+        </w:rPr>
+        <w:lastRenderedPageBreak/>
+        <w:t>private void movePlayer(TilePosition newPosition)</w:t>
+      </w:r>
+      <w:r>
+        <w:rPr>
+          <w:lang w:val="en-US"/>
+        </w:rPr>
+        <w:br/>
+        <w:t>{</w:t>
+      </w:r>
+      <w:r>
+        <w:rPr>
+          <w:lang w:val="en-US"/>
+        </w:rPr>
+        <w:br/>
+        <w:t xml:space="preserve">    if (isTraversableTile(newPosition))</w:t>
+      </w:r>
+      <w:r>
+        <w:rPr>
+          <w:lang w:val="en-US"/>
+        </w:rPr>
+        <w:br/>
+        <w:t xml:space="preserve">    {</w:t>
+      </w:r>
+      <w:r>
+        <w:rPr>
+          <w:lang w:val="en-US"/>
+        </w:rPr>
+        <w:br/>
+        <w:t xml:space="preserve">        if (getTileType(newPosition) == Tile.</w:t>
+      </w:r>
+      <w:r>
+        <w:rPr>
+          <w:i/>
+          <w:iCs/>
+          <w:lang w:val="en-US"/>
+        </w:rPr>
+        <w:t>TREASURE</w:t>
+      </w:r>
+      <w:r>
+        <w:rPr>
+          <w:lang w:val="en-US"/>
+        </w:rPr>
+        <w:t>)</w:t>
+      </w:r>
+      <w:r>
+        <w:rPr>
+          <w:lang w:val="en-US"/>
+        </w:rPr>
+        <w:br/>
+        <w:t xml:space="preserve">        {</w:t>
+      </w:r>
+      <w:r>
+        <w:rPr>
+          <w:lang w:val="en-US"/>
+        </w:rPr>
+        <w:br/>
+        <w:t xml:space="preserve">            playerTreasuresCollected++;</w:t>
+      </w:r>
+      <w:r>
+        <w:rPr>
+          <w:lang w:val="en-US"/>
+        </w:rPr>
+        <w:br/>
+        <w:t xml:space="preserve">        }</w:t>
+      </w:r>
+      <w:r>
+        <w:rPr>
+          <w:lang w:val="en-US"/>
+        </w:rPr>
+        <w:br/>
+      </w:r>
+      <w:r>
+        <w:rPr>
+          <w:lang w:val="en-US"/>
+        </w:rPr>
+        <w:br/>
+        <w:t xml:space="preserve">        // Clear old position</w:t>
+      </w:r>
+      <w:r>
+        <w:rPr>
+          <w:lang w:val="en-US"/>
+        </w:rPr>
+        <w:br/>
+        <w:t xml:space="preserve">        grid[playerPosition.row()][playerPosition.col()] = Tile.</w:t>
+      </w:r>
+      <w:r>
+        <w:rPr>
+          <w:i/>
+          <w:iCs/>
+          <w:lang w:val="en-US"/>
+        </w:rPr>
+        <w:t>PATH</w:t>
+      </w:r>
+      <w:r>
+        <w:rPr>
+          <w:lang w:val="en-US"/>
+        </w:rPr>
+        <w:t>;</w:t>
+      </w:r>
+      <w:r>
+        <w:rPr>
+          <w:lang w:val="en-US"/>
+        </w:rPr>
+        <w:br/>
+      </w:r>
+      <w:r>
+        <w:rPr>
+          <w:lang w:val="en-US"/>
+        </w:rPr>
+        <w:br/>
+        <w:t xml:space="preserve">        // Update to new position</w:t>
+      </w:r>
+      <w:r>
+        <w:rPr>
+          <w:lang w:val="en-US"/>
+        </w:rPr>
+        <w:br/>
+        <w:t xml:space="preserve">        playerPosition = newPosition;</w:t>
+      </w:r>
+      <w:r>
+        <w:rPr>
+          <w:lang w:val="en-US"/>
+        </w:rPr>
+        <w:br/>
+        <w:t xml:space="preserve">        grid[playerPosition.row()][playerPosition.col()] = Tile.</w:t>
+      </w:r>
+      <w:r>
+        <w:rPr>
+          <w:i/>
+          <w:iCs/>
+          <w:lang w:val="en-US"/>
+        </w:rPr>
+        <w:t>PLAYER</w:t>
+      </w:r>
+      <w:r>
+        <w:rPr>
+          <w:lang w:val="en-US"/>
+        </w:rPr>
+        <w:t>;</w:t>
+      </w:r>
+      <w:r>
+        <w:rPr>
+          <w:lang w:val="en-US"/>
+        </w:rPr>
+        <w:br/>
+      </w:r>
+      <w:r>
+        <w:rPr>
+          <w:lang w:val="en-US"/>
+        </w:rPr>
+        <w:br/>
+        <w:t xml:space="preserve">        checkTreasureStatus();</w:t>
+      </w:r>
+      <w:r>
+        <w:rPr>
+          <w:lang w:val="en-US"/>
+        </w:rPr>
+        <w:br/>
+        <w:t xml:space="preserve">    }</w:t>
+      </w:r>
+      <w:r>
+        <w:rPr>
+          <w:lang w:val="en-US"/>
+        </w:rPr>
+        <w:br/>
+        <w:t>}</w:t>
+      </w:r>
+    </w:p>
+    <w:p>
+      <w:pPr>
+        <w:pStyle w:val="Caption"/>
+        <w:rPr>
+          <w:lang w:val="en-AT"/>
+        </w:rPr>
+      </w:pPr>
+      <w:bookmarkStart w:id="13" w:name="_Toc220936988"/>
+      <w:r>
+        <w:t xml:space="preserve">Figure </w:t>
+      </w:r>
+      <w:r>
+        <w:fldChar w:fldCharType="begin"/>
+      </w:r>
+      <w:r>
+        <w:instrText xml:space="preserve"> SEQ Figure \* ARABIC </w:instrText>
+      </w:r>
+      <w:r>
+        <w:fldChar w:fldCharType="separate"/>
+      </w:r>
+      <w:r>
+        <w:rPr>
+          <w:noProof/>
+        </w:rPr>
+        <w:t>6</w:t>
+      </w:r>
+      <w:r>
+        <w:fldChar w:fldCharType="end"/>
+      </w:r>
+      <w:r>
+        <w:t>: movePlayer</w:t>
+      </w:r>
+      <w:bookmarkEnd w:id="13"/>
+    </w:p>
+    <w:p>
+      <w:pPr>
+        <w:pStyle w:val="Heading1"/>
+      </w:pPr>
+      <w:bookmarkStart w:id="14" w:name="_Toc220936979"/>
+      <w:r>
+        <w:t>Pathfinding</w:t>
+      </w:r>
+      <w:bookmarkEnd w:id="14"/>
+    </w:p>
+    <w:p>
+      <w:r>
+        <w:t xml:space="preserve">I first attempted to implement A* but that gave me a headache. I instead just implemented a simpler </w:t>
+      </w:r>
+      <w:r>
+        <w:t xml:space="preserve">depth first search </w:t>
+      </w:r>
+      <w:r>
+        <w:t xml:space="preserve">algorithm. I also ignore game characters for the pathfinding, even if technically if a player or ai is in the way, it would be unreachable. </w:t>
+      </w:r>
+    </w:p>
+    <w:p>
+      <w:pPr>
+        <w:pStyle w:val="Pseoudocode"/>
+        <w:rPr>
+          <w:lang w:val="en-US"/>
+        </w:rPr>
+      </w:pPr>
+      <w:r>
+        <w:rPr>
+          <w:lang w:val="en-US"/>
+        </w:rPr>
+        <w:t>public List&lt;TilePosition&gt; findPath(TilePosition start, TilePosition goal)</w:t>
+      </w:r>
+      <w:r>
+        <w:rPr>
+          <w:lang w:val="en-US"/>
+        </w:rPr>
+        <w:br/>
+        <w:t>{</w:t>
+      </w:r>
+      <w:r>
+        <w:rPr>
+          <w:lang w:val="en-US"/>
+        </w:rPr>
+        <w:br/>
+        <w:t xml:space="preserve">    List&lt;TilePosition&gt; path = new ArrayList&lt;&gt;();</w:t>
+      </w:r>
+      <w:r>
+        <w:rPr>
+          <w:lang w:val="en-US"/>
+        </w:rPr>
+        <w:br/>
+      </w:r>
+      <w:r>
+        <w:rPr>
+          <w:lang w:val="en-US"/>
+        </w:rPr>
+        <w:br/>
+        <w:t xml:space="preserve">    simpleSearch(start, goal, path, new ArrayList&lt;&gt;());</w:t>
+      </w:r>
+      <w:r>
+        <w:rPr>
+          <w:lang w:val="en-US"/>
+        </w:rPr>
+        <w:br/>
+      </w:r>
+      <w:r>
+        <w:rPr>
+          <w:lang w:val="en-US"/>
+        </w:rPr>
+        <w:br/>
+        <w:t xml:space="preserve">    return path.reversed();</w:t>
+      </w:r>
+      <w:r>
+        <w:rPr>
+          <w:lang w:val="en-US"/>
+        </w:rPr>
+        <w:br/>
+        <w:t>}</w:t>
+      </w:r>
+      <w:r>
+        <w:rPr>
+          <w:lang w:val="en-US"/>
+        </w:rPr>
+        <w:br/>
+      </w:r>
+      <w:r>
+        <w:rPr>
+          <w:lang w:val="en-US"/>
+        </w:rPr>
+        <w:br/>
+      </w:r>
+      <w:r>
+        <w:rPr>
+          <w:lang w:val="en-US"/>
+        </w:rPr>
+        <w:lastRenderedPageBreak/>
+        <w:t>private boolean simpleSearch(TilePosition current, TilePosition goal, List&lt;TilePosition&gt; path, List&lt;TilePosition&gt; visited)</w:t>
+      </w:r>
+      <w:r>
+        <w:rPr>
+          <w:lang w:val="en-US"/>
+        </w:rPr>
+        <w:br/>
+        <w:t>{</w:t>
+      </w:r>
+      <w:r>
+        <w:rPr>
+          <w:lang w:val="en-US"/>
+        </w:rPr>
+        <w:br/>
+        <w:t xml:space="preserve">    if (current.equals(goal))</w:t>
+      </w:r>
+      <w:r>
+        <w:rPr>
+          <w:lang w:val="en-US"/>
+        </w:rPr>
+        <w:br/>
+        <w:t xml:space="preserve">    {</w:t>
+      </w:r>
+      <w:r>
+        <w:rPr>
+          <w:lang w:val="en-US"/>
+        </w:rPr>
+        <w:br/>
+        <w:t xml:space="preserve">        return true;</w:t>
+      </w:r>
+      <w:r>
+        <w:rPr>
+          <w:lang w:val="en-US"/>
+        </w:rPr>
+        <w:br/>
+        <w:t xml:space="preserve">    }</w:t>
+      </w:r>
+      <w:r>
+        <w:rPr>
+          <w:lang w:val="en-US"/>
+        </w:rPr>
+        <w:br/>
+      </w:r>
+      <w:r>
+        <w:rPr>
+          <w:lang w:val="en-US"/>
+        </w:rPr>
+        <w:br/>
+        <w:t xml:space="preserve">    if (!isTraversableTile(current, true) || visited.contains(current))</w:t>
+      </w:r>
+      <w:r>
+        <w:rPr>
+          <w:lang w:val="en-US"/>
+        </w:rPr>
+        <w:br/>
+        <w:t xml:space="preserve">    {</w:t>
+      </w:r>
+      <w:r>
+        <w:rPr>
+          <w:lang w:val="en-US"/>
+        </w:rPr>
+        <w:br/>
+        <w:t xml:space="preserve">        return false;</w:t>
+      </w:r>
+      <w:r>
+        <w:rPr>
+          <w:lang w:val="en-US"/>
+        </w:rPr>
+        <w:br/>
+        <w:t xml:space="preserve">    }</w:t>
+      </w:r>
+      <w:r>
+        <w:rPr>
+          <w:lang w:val="en-US"/>
+        </w:rPr>
+        <w:br/>
+      </w:r>
+      <w:r>
+        <w:rPr>
+          <w:lang w:val="en-US"/>
+        </w:rPr>
+        <w:br/>
+        <w:t xml:space="preserve">    visited.add(current);</w:t>
+      </w:r>
+      <w:r>
+        <w:rPr>
+          <w:lang w:val="en-US"/>
+        </w:rPr>
+        <w:br/>
+      </w:r>
+      <w:r>
+        <w:rPr>
+          <w:lang w:val="en-US"/>
+        </w:rPr>
+        <w:br/>
+        <w:t xml:space="preserve">    for (TilePosition neighbour : getTraversableNeighbourTiles(current, true))</w:t>
+      </w:r>
+      <w:r>
+        <w:rPr>
+          <w:lang w:val="en-US"/>
+        </w:rPr>
+        <w:br/>
+        <w:t xml:space="preserve">    {</w:t>
+      </w:r>
+      <w:r>
+        <w:rPr>
+          <w:lang w:val="en-US"/>
+        </w:rPr>
+        <w:br/>
+        <w:t xml:space="preserve">        if (simpleSearch(neighbour, goal, path, visited))</w:t>
+      </w:r>
+      <w:r>
+        <w:rPr>
+          <w:lang w:val="en-US"/>
+        </w:rPr>
+        <w:br/>
+        <w:t xml:space="preserve">        {</w:t>
+      </w:r>
+      <w:r>
+        <w:rPr>
+          <w:lang w:val="en-US"/>
+        </w:rPr>
+        <w:br/>
+        <w:t xml:space="preserve">            path.add(neighbour);</w:t>
+      </w:r>
+      <w:r>
+        <w:rPr>
+          <w:lang w:val="en-US"/>
+        </w:rPr>
+        <w:br/>
+        <w:t xml:space="preserve">            return true;</w:t>
+      </w:r>
+      <w:r>
+        <w:rPr>
+          <w:lang w:val="en-US"/>
+        </w:rPr>
+        <w:br/>
+        <w:t xml:space="preserve">        }</w:t>
+      </w:r>
+      <w:r>
+        <w:rPr>
+          <w:lang w:val="en-US"/>
+        </w:rPr>
+        <w:br/>
+      </w:r>
+      <w:r>
+        <w:rPr>
+          <w:lang w:val="en-US"/>
+        </w:rPr>
+        <w:br/>
+        <w:t xml:space="preserve">        path.remove(neighbour);</w:t>
+      </w:r>
+      <w:r>
+        <w:rPr>
+          <w:lang w:val="en-US"/>
+        </w:rPr>
+        <w:br/>
+        <w:t xml:space="preserve">    }</w:t>
+      </w:r>
+      <w:r>
+        <w:rPr>
+          <w:lang w:val="en-US"/>
+        </w:rPr>
+        <w:br/>
+      </w:r>
+      <w:r>
+        <w:rPr>
+          <w:lang w:val="en-US"/>
+        </w:rPr>
+        <w:br/>
+        <w:t xml:space="preserve">    return false;</w:t>
+      </w:r>
+      <w:r>
+        <w:rPr>
+          <w:lang w:val="en-US"/>
+        </w:rPr>
+        <w:br/>
+        <w:t>}</w:t>
+      </w:r>
+    </w:p>
+    <w:p>
+      <w:pPr>
+        <w:pStyle w:val="Caption"/>
+      </w:pPr>
+      <w:bookmarkStart w:id="15" w:name="_Toc220936989"/>
+      <w:r>
+        <w:t xml:space="preserve">Figure </w:t>
+      </w:r>
+      <w:r>
+        <w:fldChar w:fldCharType="begin"/>
+      </w:r>
+      <w:r>
+        <w:instrText xml:space="preserve"> SEQ Figure \* ARABIC </w:instrText>
+      </w:r>
+      <w:r>
+        <w:fldChar w:fldCharType="separate"/>
+      </w:r>
+      <w:r>
+        <w:rPr>
+          <w:noProof/>
+        </w:rPr>
+        <w:t>7</w:t>
+      </w:r>
+      <w:r>
+        <w:fldChar w:fldCharType="end"/>
+      </w:r>
+      <w:r>
+        <w:t>: simple search algorithm</w:t>
+      </w:r>
+      <w:bookmarkEnd w:id="15"/>
+    </w:p>
+    <w:p>
+      <w:pPr>
+        <w:rPr>
+          <w:lang w:val="en-AT"/>
+        </w:rPr>
+      </w:pPr>
+    </w:p>
+    <w:p>
+      <w:pPr>
+        <w:rPr>
+          <w:lang w:val="en-AT"/>
+        </w:rPr>
+      </w:pPr>
+      <w:r>
+        <w:rPr>
+          <w:lang w:val="en-AT"/>
+        </w:rPr>
+        <w:t xml:space="preserve">The generated path is a list of TilePositions. I created separate maze display methods that overlays a path (or two) on the maze. This looks nice and is also somewhat helpful for debugging. </w:t>
+      </w:r>
+    </w:p>
+    <w:p>
+      <w:pPr>
+        <w:pStyle w:val="Heading1"/>
+      </w:pPr>
+      <w:bookmarkStart w:id="16" w:name="_Toc220936980"/>
+      <w:r>
+        <w:rPr>
+          <w:noProof/>
+        </w:rPr>
+        <w:lastRenderedPageBreak/>
+        <w:drawing>
+          <wp:anchor distT="0" distB="0" distL="114300" distR="114300" simplePos="0" relativeHeight="251665408" behindDoc="0" locked="0" layoutInCell="1" allowOverlap="1" wp14:anchorId="1C265EC4" wp14:editId="2B5C3F61">
+            <wp:simplePos x="0" y="0"/>
+            <wp:positionH relativeFrom="margin">
+              <wp:posOffset>-1270</wp:posOffset>
+            </wp:positionH>
+            <wp:positionV relativeFrom="paragraph">
+              <wp:posOffset>575187</wp:posOffset>
+            </wp:positionV>
+            <wp:extent cx="5182870" cy="2440940"/>
+            <wp:effectExtent l="0" t="0" r="0" b="0"/>
+            <wp:wrapTopAndBottom/>
+            <wp:docPr id="234678665" name="Picture 3" descr="Erich Fromm Quote"/>
+            <wp:cNvGraphicFramePr>
+              <a:graphicFrameLocks xmlns:a="http://schemas.openxmlformats.org/drawingml/2006/main" noChangeAspect="1"/>
+            </wp:cNvGraphicFramePr>
+            <a:graphic xmlns:a="http://schemas.openxmlformats.org/drawingml/2006/main">
+              <a:graphicData uri="http://schemas.openxmlformats.org/drawingml/2006/picture">
+                <pic:pic xmlns:pic="http://schemas.openxmlformats.org/drawingml/2006/picture">
+                  <pic:nvPicPr>
+                    <pic:cNvPr id="0" name="Picture 1" descr="Erich Fromm Quote"/>
+                    <pic:cNvPicPr>
+                      <a:picLocks noChangeAspect="1" noChangeArrowheads="1"/>
+                    </pic:cNvPicPr>
+                  </pic:nvPicPr>
+                  <pic:blipFill>
+                    <a:blip r:embed="rId9">
+                      <a:extLst>
+                        <a:ext uri="{28A0092B-C50C-407E-A947-70E740481C1C}">
+                          <a14:useLocalDpi xmlns:a14="http://schemas.microsoft.com/office/drawing/2010/main" val="0"/>
+                        </a:ext>
+                      </a:extLst>
+                    </a:blip>
+                    <a:srcRect/>
+                    <a:stretch>
+                      <a:fillRect/>
+                    </a:stretch>
+                  </pic:blipFill>
+                  <pic:spPr bwMode="auto">
+                    <a:xfrm>
+                      <a:off x="0" y="0"/>
+                      <a:ext cx="5182870" cy="2440940"/>
+                    </a:xfrm>
+                    <a:prstGeom prst="rect">
+                      <a:avLst/>
+                    </a:prstGeom>
+                    <a:noFill/>
+                    <a:ln>
+                      <a:noFill/>
+                    </a:ln>
+                  </pic:spPr>
+                </pic:pic>
+              </a:graphicData>
+            </a:graphic>
+          </wp:anchor>
+        </w:drawing>
+      </w:r>
+      <w:r>
+        <w:t>Greedy</w:t>
+      </w:r>
+      <w:bookmarkEnd w:id="16"/>
+    </w:p>
+    <w:p>
+      <w:pPr>
+        <w:pStyle w:val="Caption"/>
+      </w:pPr>
+      <w:bookmarkStart w:id="17" w:name="_Toc220936990"/>
+      <w:r>
+        <w:t xml:space="preserve">Figure </w:t>
+      </w:r>
+      <w:r>
+        <w:fldChar w:fldCharType="begin"/>
+      </w:r>
+      <w:r>
+        <w:instrText xml:space="preserve"> SEQ Figure \* ARABIC </w:instrText>
+      </w:r>
+      <w:r>
+        <w:fldChar w:fldCharType="separate"/>
+      </w:r>
+      <w:r>
+        <w:rPr>
+          <w:noProof/>
+        </w:rPr>
+        <w:t>8</w:t>
+      </w:r>
+      <w:r>
+        <w:fldChar w:fldCharType="end"/>
+      </w:r>
+      <w:r>
+        <w:t>: Inspirational Quote</w:t>
+      </w:r>
+      <w:bookmarkEnd w:id="17"/>
+    </w:p>
+    <w:p>
+      <w:r>
+        <w:t>Incredibly simple, it just calculates the route length for each treasure and returns the one with the shortest route.</w:t>
+      </w:r>
+      <w:r>
+        <w:t xml:space="preserve"> </w:t>
+      </w:r>
+    </w:p>
+    <w:p>
+      <w:pPr>
+        <w:pStyle w:val="Pseoudocode"/>
+        <w:rPr>
+          <w:lang w:val="en-US"/>
+        </w:rPr>
+      </w:pPr>
+      <w:r>
+        <w:rPr>
+          <w:lang w:val="en-US"/>
+        </w:rPr>
+        <w:t>public List&lt;TilePosition&gt; aiGetGreedyMove()</w:t>
+      </w:r>
+      <w:r>
+        <w:rPr>
+          <w:lang w:val="en-US"/>
+        </w:rPr>
+        <w:br/>
+        <w:t>{</w:t>
+      </w:r>
+      <w:r>
+        <w:rPr>
+          <w:lang w:val="en-US"/>
+        </w:rPr>
+        <w:br/>
+        <w:t xml:space="preserve">    List&lt;TilePosition&gt; treasurePositions = getAllTreasurePositions();</w:t>
+      </w:r>
+      <w:r>
+        <w:rPr>
+          <w:lang w:val="en-US"/>
+        </w:rPr>
+        <w:br/>
+        <w:t xml:space="preserve">    List&lt;List&lt;TilePosition&gt;&gt; pathsToTreasures = new ArrayList&lt;&gt;();</w:t>
+      </w:r>
+      <w:r>
+        <w:rPr>
+          <w:lang w:val="en-US"/>
+        </w:rPr>
+        <w:br/>
+      </w:r>
+      <w:r>
+        <w:rPr>
+          <w:lang w:val="en-US"/>
+        </w:rPr>
+        <w:br/>
+        <w:t xml:space="preserve">    for (TilePosition treasurePosition : treasurePositions)</w:t>
+      </w:r>
+      <w:r>
+        <w:rPr>
+          <w:lang w:val="en-US"/>
+        </w:rPr>
+        <w:br/>
+        <w:t xml:space="preserve">    {</w:t>
+      </w:r>
+      <w:r>
+        <w:rPr>
+          <w:lang w:val="en-US"/>
+        </w:rPr>
+        <w:br/>
+        <w:t xml:space="preserve">        List&lt;TilePosition&gt; path = findPath(aiPosition, treasurePosition);</w:t>
+      </w:r>
+      <w:r>
+        <w:rPr>
+          <w:lang w:val="en-US"/>
+        </w:rPr>
+        <w:br/>
+        <w:t xml:space="preserve">        if (!path.isEmpty())</w:t>
+      </w:r>
+      <w:r>
+        <w:rPr>
+          <w:lang w:val="en-US"/>
+        </w:rPr>
+        <w:br/>
+        <w:t xml:space="preserve">        {</w:t>
+      </w:r>
+      <w:r>
+        <w:rPr>
+          <w:lang w:val="en-US"/>
+        </w:rPr>
+        <w:br/>
+        <w:t xml:space="preserve">            pathsToTreasures.add(path);</w:t>
+      </w:r>
+      <w:r>
+        <w:rPr>
+          <w:lang w:val="en-US"/>
+        </w:rPr>
+        <w:br/>
+        <w:t xml:space="preserve">        }</w:t>
+      </w:r>
+      <w:r>
+        <w:rPr>
+          <w:lang w:val="en-US"/>
+        </w:rPr>
+        <w:br/>
+        <w:t xml:space="preserve">    }</w:t>
+      </w:r>
+      <w:r>
+        <w:rPr>
+          <w:lang w:val="en-US"/>
+        </w:rPr>
+        <w:br/>
+      </w:r>
+      <w:r>
+        <w:rPr>
+          <w:lang w:val="en-US"/>
+        </w:rPr>
+        <w:br/>
+        <w:t xml:space="preserve">    if (!pathsToTreasures.isEmpty())</w:t>
+      </w:r>
+      <w:r>
+        <w:rPr>
+          <w:lang w:val="en-US"/>
+        </w:rPr>
+        <w:br/>
+        <w:t xml:space="preserve">    {</w:t>
+      </w:r>
+      <w:r>
+        <w:rPr>
+          <w:lang w:val="en-US"/>
+        </w:rPr>
+        <w:br/>
+        <w:t xml:space="preserve">        List&lt;TilePosition&gt; shortestPath = pathsToTreasures.getFirst();</w:t>
+      </w:r>
+      <w:r>
+        <w:rPr>
+          <w:lang w:val="en-US"/>
+        </w:rPr>
+        <w:br/>
+      </w:r>
+      <w:r>
+        <w:rPr>
+          <w:lang w:val="en-US"/>
+        </w:rPr>
+        <w:br/>
+      </w:r>
+      <w:r>
+        <w:rPr>
+          <w:lang w:val="en-US"/>
+        </w:rPr>
+        <w:lastRenderedPageBreak/>
+        <w:t xml:space="preserve">        for (List&lt;TilePosition&gt; path : pathsToTreasures)</w:t>
+      </w:r>
+      <w:r>
+        <w:rPr>
+          <w:lang w:val="en-US"/>
+        </w:rPr>
+        <w:br/>
+        <w:t xml:space="preserve">        {</w:t>
+      </w:r>
+      <w:r>
+        <w:rPr>
+          <w:lang w:val="en-US"/>
+        </w:rPr>
+        <w:br/>
+        <w:t xml:space="preserve">            if (path.size() &lt; shortestPath.size())</w:t>
+      </w:r>
+      <w:r>
+        <w:rPr>
+          <w:lang w:val="en-US"/>
+        </w:rPr>
+        <w:br/>
+        <w:t xml:space="preserve">            {</w:t>
+      </w:r>
+      <w:r>
+        <w:rPr>
+          <w:lang w:val="en-US"/>
+        </w:rPr>
+        <w:br/>
+        <w:t xml:space="preserve">                shortestPath = path;</w:t>
+      </w:r>
+      <w:r>
+        <w:rPr>
+          <w:lang w:val="en-US"/>
+        </w:rPr>
+        <w:br/>
+        <w:t xml:space="preserve">            }</w:t>
+      </w:r>
+      <w:r>
+        <w:rPr>
+          <w:lang w:val="en-US"/>
+        </w:rPr>
+        <w:br/>
+        <w:t xml:space="preserve">        }</w:t>
+      </w:r>
+      <w:r>
+        <w:rPr>
+          <w:lang w:val="en-US"/>
+        </w:rPr>
+        <w:br/>
+      </w:r>
+      <w:r>
+        <w:rPr>
+          <w:lang w:val="en-US"/>
+        </w:rPr>
+        <w:br/>
+        <w:t xml:space="preserve">        return shortestPath;</w:t>
+      </w:r>
+      <w:r>
+        <w:rPr>
+          <w:lang w:val="en-US"/>
+        </w:rPr>
+        <w:br/>
+        <w:t xml:space="preserve">    }</w:t>
+      </w:r>
+      <w:r>
+        <w:rPr>
+          <w:lang w:val="en-US"/>
+        </w:rPr>
+        <w:br/>
+      </w:r>
+      <w:r>
+        <w:rPr>
+          <w:lang w:val="en-US"/>
+        </w:rPr>
+        <w:br/>
+        <w:t xml:space="preserve">    return new ArrayList&lt;&gt;();</w:t>
+      </w:r>
+      <w:r>
+        <w:rPr>
+          <w:lang w:val="en-US"/>
+        </w:rPr>
+        <w:br/>
+        <w:t>}</w:t>
+      </w:r>
+    </w:p>
+    <w:p>
+      <w:pPr>
+        <w:pStyle w:val="Caption"/>
+        <w:rPr>
+          <w:lang w:val="en-AT"/>
+        </w:rPr>
+      </w:pPr>
+      <w:bookmarkStart w:id="18" w:name="_Toc220936991"/>
+      <w:r>
+        <w:t xml:space="preserve">Figure </w:t>
+      </w:r>
+      <w:r>
+        <w:fldChar w:fldCharType="begin"/>
+      </w:r>
+      <w:r>
+        <w:instrText xml:space="preserve"> SEQ Figure \* ARABIC </w:instrText>
+      </w:r>
+      <w:r>
+        <w:fldChar w:fldCharType="separate"/>
+      </w:r>
+      <w:r>
+        <w:rPr>
+          <w:noProof/>
+        </w:rPr>
+        <w:t>9</w:t>
+      </w:r>
+      <w:r>
+        <w:fldChar w:fldCharType="end"/>
+      </w:r>
+      <w:r>
+        <w:t>: Greedy</w:t>
+      </w:r>
+      <w:bookmarkEnd w:id="18"/>
+    </w:p>
+    <w:p>
+      <w:pPr>
+        <w:pStyle w:val="Heading1"/>
+      </w:pPr>
+      <w:bookmarkStart w:id="19" w:name="_Toc220936981"/>
+      <w:r>
+        <w:t>MiniMax</w:t>
+      </w:r>
+      <w:bookmarkEnd w:id="19"/>
+    </w:p>
+    <w:p>
+      <w:r>
+        <w:t xml:space="preserve">I have to say I kinda struggled to implement minimax to this project. I at first attempted to minimize the distance to the treasure from the ai and the maximize the player distance. At first, I did it without recursion, but that wasn’t really good. </w:t>
+      </w:r>
+      <w:r>
+        <w:t>Eventually, I managed to make something.</w:t>
+      </w:r>
+      <w:r>
+        <w:t xml:space="preserve"> (I know the exercise says to use the treasure count as a metric, but I think using minimax to find which treasure to pursue works better for my game, I think?)</w:t>
+      </w:r>
+    </w:p>
+    <w:p/>
+    <w:p>
+      <w:r>
+        <w:t>It recursively goes over possible ai and player moves, and yeah it works. I made a better evaluation method though. Firstly, if the treasure is near the AI, prioritize that. If the player is close to a treasure, deprioritize it.</w:t>
+      </w:r>
+      <w:r>
+        <w:t xml:space="preserve"> </w:t>
+      </w:r>
+    </w:p>
+    <w:p/>
+    <w:p>
+      <w:r>
+        <w:t xml:space="preserve">Then I calculate the distances to the treasure and multiply it with an urgency metric. That just makes close treasure be more valuable for the AI. Without that it would sometimes decide to go to very far away treasures, which, isn’t quite the best strategy. </w:t>
+      </w:r>
+    </w:p>
+    <w:p>
+      <w:pPr>
+        <w:pStyle w:val="Pseoudocode"/>
+        <w:rPr>
+          <w:lang w:val="en-US"/>
+        </w:rPr>
+      </w:pPr>
+      <w:r>
+        <w:rPr>
+          <w:lang w:val="en-US"/>
+        </w:rPr>
+        <w:t>public List&lt;TilePosition&gt; aiGetMinimaxMove()</w:t>
+      </w:r>
+      <w:r>
+        <w:rPr>
+          <w:lang w:val="en-US"/>
+        </w:rPr>
+        <w:br/>
+        <w:t>{</w:t>
+      </w:r>
+      <w:r>
+        <w:rPr>
+          <w:lang w:val="en-US"/>
+        </w:rPr>
+        <w:br/>
+        <w:t xml:space="preserve">    List&lt;TilePosition&gt; treasurePositions = getAllTreasurePositions();</w:t>
+      </w:r>
+      <w:r>
+        <w:rPr>
+          <w:lang w:val="en-US"/>
+        </w:rPr>
+        <w:br/>
+      </w:r>
+      <w:r>
+        <w:rPr>
+          <w:lang w:val="en-US"/>
+        </w:rPr>
+        <w:lastRenderedPageBreak/>
+        <w:br/>
+        <w:t xml:space="preserve">    List&lt;TilePosition&gt; bestPath = new ArrayList&lt;&gt;();</w:t>
+      </w:r>
+      <w:r>
+        <w:rPr>
+          <w:lang w:val="en-US"/>
+        </w:rPr>
+        <w:br/>
+        <w:t xml:space="preserve">    int bestScore = Integer.</w:t>
+      </w:r>
+      <w:r>
+        <w:rPr>
+          <w:i/>
+          <w:iCs/>
+          <w:lang w:val="en-US"/>
+        </w:rPr>
+        <w:t>MIN_VALUE</w:t>
+      </w:r>
+      <w:r>
+        <w:rPr>
+          <w:lang w:val="en-US"/>
+        </w:rPr>
+        <w:t>;</w:t>
+      </w:r>
+      <w:r>
+        <w:rPr>
+          <w:lang w:val="en-US"/>
+        </w:rPr>
+        <w:br/>
+      </w:r>
+      <w:r>
+        <w:rPr>
+          <w:lang w:val="en-US"/>
+        </w:rPr>
+        <w:br/>
+        <w:t xml:space="preserve">    for (TilePosition treasure : treasurePositions)</w:t>
+      </w:r>
+      <w:r>
+        <w:rPr>
+          <w:lang w:val="en-US"/>
+        </w:rPr>
+        <w:br/>
+        <w:t xml:space="preserve">    {</w:t>
+      </w:r>
+      <w:r>
+        <w:rPr>
+          <w:lang w:val="en-US"/>
+        </w:rPr>
+        <w:br/>
+        <w:t xml:space="preserve">        List&lt;TilePosition&gt; aiPath = findPath(aiPosition, treasure);</w:t>
+      </w:r>
+      <w:r>
+        <w:rPr>
+          <w:lang w:val="en-US"/>
+        </w:rPr>
+        <w:br/>
+        <w:t xml:space="preserve">        List&lt;TilePosition&gt; playerPath = findPath(playerPosition, treasure);</w:t>
+      </w:r>
+      <w:r>
+        <w:rPr>
+          <w:lang w:val="en-US"/>
+        </w:rPr>
+        <w:br/>
+      </w:r>
+      <w:r>
+        <w:rPr>
+          <w:lang w:val="en-US"/>
+        </w:rPr>
+        <w:br/>
+        <w:t xml:space="preserve">        if (aiPath == null || aiPath.isEmpty())</w:t>
+      </w:r>
+      <w:r>
+        <w:rPr>
+          <w:lang w:val="en-US"/>
+        </w:rPr>
+        <w:br/>
+        <w:t xml:space="preserve">            continue;</w:t>
+      </w:r>
+      <w:r>
+        <w:rPr>
+          <w:lang w:val="en-US"/>
+        </w:rPr>
+        <w:br/>
+      </w:r>
+      <w:r>
+        <w:rPr>
+          <w:lang w:val="en-US"/>
+        </w:rPr>
+        <w:br/>
+        <w:t xml:space="preserve">        int score = minimax(aiPosition, playerPosition, treasure, 5, true);</w:t>
+      </w:r>
+      <w:r>
+        <w:rPr>
+          <w:lang w:val="en-US"/>
+        </w:rPr>
+        <w:br/>
+      </w:r>
+      <w:r>
+        <w:rPr>
+          <w:lang w:val="en-US"/>
+        </w:rPr>
+        <w:br/>
+        <w:t xml:space="preserve">        if (AiMode.</w:t>
+      </w:r>
+      <w:r>
+        <w:rPr>
+          <w:i/>
+          <w:iCs/>
+          <w:lang w:val="en-US"/>
+        </w:rPr>
+        <w:t xml:space="preserve">DEBUG </w:t>
+      </w:r>
+      <w:r>
+        <w:rPr>
+          <w:lang w:val="en-US"/>
+        </w:rPr>
+        <w:t>== aiMode)</w:t>
+      </w:r>
+      <w:r>
+        <w:rPr>
+          <w:lang w:val="en-US"/>
+        </w:rPr>
+        <w:br/>
+        <w:t xml:space="preserve">        {</w:t>
+      </w:r>
+      <w:r>
+        <w:rPr>
+          <w:lang w:val="en-US"/>
+        </w:rPr>
+        <w:br/>
+        <w:t xml:space="preserve">            UI.</w:t>
+      </w:r>
+      <w:r>
+        <w:rPr>
+          <w:i/>
+          <w:iCs/>
+          <w:lang w:val="en-US"/>
+        </w:rPr>
+        <w:t>printlnRed</w:t>
+      </w:r>
+      <w:r>
+        <w:rPr>
+          <w:lang w:val="en-US"/>
+        </w:rPr>
+        <w:t>("Evaluating Treasure at " + treasure + ": AI Path Length = " + aiPath.size() + ", Player Path Length = " + (playerPath != null ? playerPath.size() : "N/A") + ", Score = " + score);</w:t>
+      </w:r>
+      <w:r>
+        <w:rPr>
+          <w:lang w:val="en-US"/>
+        </w:rPr>
+        <w:br/>
+        <w:t xml:space="preserve">        }</w:t>
+      </w:r>
+      <w:r>
+        <w:rPr>
+          <w:lang w:val="en-US"/>
+        </w:rPr>
+        <w:br/>
+      </w:r>
+      <w:r>
+        <w:rPr>
+          <w:lang w:val="en-US"/>
+        </w:rPr>
+        <w:br/>
+        <w:t xml:space="preserve">        if (score &gt; bestScore)</w:t>
+      </w:r>
+      <w:r>
+        <w:rPr>
+          <w:lang w:val="en-US"/>
+        </w:rPr>
+        <w:br/>
+        <w:t xml:space="preserve">        {</w:t>
+      </w:r>
+      <w:r>
+        <w:rPr>
+          <w:lang w:val="en-US"/>
+        </w:rPr>
+        <w:br/>
+        <w:t xml:space="preserve">            bestScore = score;</w:t>
+      </w:r>
+      <w:r>
+        <w:rPr>
+          <w:lang w:val="en-US"/>
+        </w:rPr>
+        <w:br/>
+        <w:t xml:space="preserve">            bestPath = aiPath;</w:t>
+      </w:r>
+      <w:r>
+        <w:rPr>
+          <w:lang w:val="en-US"/>
+        </w:rPr>
+        <w:br/>
+        <w:t xml:space="preserve">        }</w:t>
+      </w:r>
+      <w:r>
+        <w:rPr>
+          <w:lang w:val="en-US"/>
+        </w:rPr>
+        <w:br/>
+        <w:t xml:space="preserve">    }</w:t>
+      </w:r>
+      <w:r>
+        <w:rPr>
+          <w:lang w:val="en-US"/>
+        </w:rPr>
+        <w:br/>
+      </w:r>
+      <w:r>
+        <w:rPr>
+          <w:lang w:val="en-US"/>
+        </w:rPr>
+        <w:br/>
+        <w:t xml:space="preserve">    return bestPath;</w:t>
+      </w:r>
+      <w:r>
+        <w:rPr>
+          <w:lang w:val="en-US"/>
+        </w:rPr>
+        <w:br/>
+        <w:t>}</w:t>
+      </w:r>
+      <w:r>
+        <w:rPr>
+          <w:lang w:val="en-US"/>
+        </w:rPr>
+        <w:br/>
+      </w:r>
+      <w:r>
+        <w:rPr>
+          <w:lang w:val="en-US"/>
+        </w:rPr>
+        <w:br/>
+      </w:r>
+      <w:r>
+        <w:rPr>
+          <w:lang w:val="en-US"/>
+        </w:rPr>
+        <w:br/>
+        <w:t>private int minimax(TilePosition aiPos, TilePosition playerPos, TilePosition treasure, int depth, boolean maximizingAi)</w:t>
+      </w:r>
+      <w:r>
+        <w:rPr>
+          <w:lang w:val="en-US"/>
+        </w:rPr>
+        <w:br/>
+        <w:t>{</w:t>
+      </w:r>
+      <w:r>
+        <w:rPr>
+          <w:lang w:val="en-US"/>
+        </w:rPr>
+        <w:br/>
+        <w:t xml:space="preserve">    List&lt;TilePosition&gt; aiPath = findPath(aiPos, treasure);</w:t>
+      </w:r>
+      <w:r>
+        <w:rPr>
+          <w:lang w:val="en-US"/>
+        </w:rPr>
+        <w:br/>
+        <w:t xml:space="preserve">    List&lt;TilePosition&gt; playerPath = findPath(playerPos, treasure);</w:t>
+      </w:r>
+      <w:r>
+        <w:rPr>
+          <w:lang w:val="en-US"/>
+        </w:rPr>
+        <w:br/>
+      </w:r>
+      <w:r>
+        <w:rPr>
+          <w:lang w:val="en-US"/>
+        </w:rPr>
+        <w:lastRenderedPageBreak/>
+        <w:br/>
+        <w:t xml:space="preserve">    if (depth == 0 || aiPath == null || playerPath == null)</w:t>
+      </w:r>
+      <w:r>
+        <w:rPr>
+          <w:lang w:val="en-US"/>
+        </w:rPr>
+        <w:br/>
+        <w:t xml:space="preserve">    {</w:t>
+      </w:r>
+      <w:r>
+        <w:rPr>
+          <w:lang w:val="en-US"/>
+        </w:rPr>
+        <w:br/>
+        <w:t xml:space="preserve">        assert aiPath != null;</w:t>
+      </w:r>
+      <w:r>
+        <w:rPr>
+          <w:lang w:val="en-US"/>
+        </w:rPr>
+        <w:br/>
+        <w:t xml:space="preserve">        assert playerPath != null;</w:t>
+      </w:r>
+      <w:r>
+        <w:rPr>
+          <w:lang w:val="en-US"/>
+        </w:rPr>
+        <w:br/>
+        <w:t xml:space="preserve">        return minimaxEval(aiPath.size(), playerPath.size());</w:t>
+      </w:r>
+      <w:r>
+        <w:rPr>
+          <w:lang w:val="en-US"/>
+        </w:rPr>
+        <w:br/>
+        <w:t xml:space="preserve">    }</w:t>
+      </w:r>
+      <w:r>
+        <w:rPr>
+          <w:lang w:val="en-US"/>
+        </w:rPr>
+        <w:br/>
+      </w:r>
+      <w:r>
+        <w:rPr>
+          <w:lang w:val="en-US"/>
+        </w:rPr>
+        <w:br/>
+        <w:t xml:space="preserve">    int bestScore;</w:t>
+      </w:r>
+      <w:r>
+        <w:rPr>
+          <w:lang w:val="en-US"/>
+        </w:rPr>
+        <w:br/>
+        <w:t xml:space="preserve">    if (maximizingAi)</w:t>
+      </w:r>
+      <w:r>
+        <w:rPr>
+          <w:lang w:val="en-US"/>
+        </w:rPr>
+        <w:br/>
+        <w:t xml:space="preserve">    {</w:t>
+      </w:r>
+      <w:r>
+        <w:rPr>
+          <w:lang w:val="en-US"/>
+        </w:rPr>
+        <w:br/>
+        <w:t xml:space="preserve">        bestScore = Integer.</w:t>
+      </w:r>
+      <w:r>
+        <w:rPr>
+          <w:i/>
+          <w:iCs/>
+          <w:lang w:val="en-US"/>
+        </w:rPr>
+        <w:t>MIN_VALUE</w:t>
+      </w:r>
+      <w:r>
+        <w:rPr>
+          <w:lang w:val="en-US"/>
+        </w:rPr>
+        <w:t>;</w:t>
+      </w:r>
+      <w:r>
+        <w:rPr>
+          <w:lang w:val="en-US"/>
+        </w:rPr>
+        <w:br/>
+      </w:r>
+      <w:r>
+        <w:rPr>
+          <w:lang w:val="en-US"/>
+        </w:rPr>
+        <w:br/>
+        <w:t xml:space="preserve">        for (TilePosition nextAi : getTraversableNeighbourTiles(aiPos, true))</w:t>
+      </w:r>
+      <w:r>
+        <w:rPr>
+          <w:lang w:val="en-US"/>
+        </w:rPr>
+        <w:br/>
+        <w:t xml:space="preserve">        {</w:t>
+      </w:r>
+      <w:r>
+        <w:rPr>
+          <w:lang w:val="en-US"/>
+        </w:rPr>
+        <w:br/>
+        <w:t xml:space="preserve">            int score = minimax(nextAi, playerPos, treasure, depth - 1, false);</w:t>
+      </w:r>
+      <w:r>
+        <w:rPr>
+          <w:lang w:val="en-US"/>
+        </w:rPr>
+        <w:br/>
+      </w:r>
+      <w:r>
+        <w:rPr>
+          <w:lang w:val="en-US"/>
+        </w:rPr>
+        <w:br/>
+        <w:t xml:space="preserve">            bestScore = Math.</w:t>
+      </w:r>
+      <w:r>
+        <w:rPr>
+          <w:i/>
+          <w:iCs/>
+          <w:lang w:val="en-US"/>
+        </w:rPr>
+        <w:t>max</w:t>
+      </w:r>
+      <w:r>
+        <w:rPr>
+          <w:lang w:val="en-US"/>
+        </w:rPr>
+        <w:t>(bestScore, score);</w:t>
+      </w:r>
+      <w:r>
+        <w:rPr>
+          <w:lang w:val="en-US"/>
+        </w:rPr>
+        <w:br/>
+        <w:t xml:space="preserve">        }</w:t>
+      </w:r>
+      <w:r>
+        <w:rPr>
+          <w:lang w:val="en-US"/>
+        </w:rPr>
+        <w:br/>
+      </w:r>
+      <w:r>
+        <w:rPr>
+          <w:lang w:val="en-US"/>
+        </w:rPr>
+        <w:br/>
+        <w:t xml:space="preserve">    }</w:t>
+      </w:r>
+      <w:r>
+        <w:rPr>
+          <w:lang w:val="en-US"/>
+        </w:rPr>
+        <w:br/>
+        <w:t xml:space="preserve">    else</w:t>
+      </w:r>
+      <w:r>
+        <w:rPr>
+          <w:lang w:val="en-US"/>
+        </w:rPr>
+        <w:br/>
+        <w:t xml:space="preserve">    {</w:t>
+      </w:r>
+      <w:r>
+        <w:rPr>
+          <w:lang w:val="en-US"/>
+        </w:rPr>
+        <w:br/>
+        <w:t xml:space="preserve">        bestScore = Integer.</w:t>
+      </w:r>
+      <w:r>
+        <w:rPr>
+          <w:i/>
+          <w:iCs/>
+          <w:lang w:val="en-US"/>
+        </w:rPr>
+        <w:t>MAX_VALUE</w:t>
+      </w:r>
+      <w:r>
+        <w:rPr>
+          <w:lang w:val="en-US"/>
+        </w:rPr>
+        <w:t>;</w:t>
+      </w:r>
+      <w:r>
+        <w:rPr>
+          <w:lang w:val="en-US"/>
+        </w:rPr>
+        <w:br/>
+      </w:r>
+      <w:r>
+        <w:rPr>
+          <w:lang w:val="en-US"/>
+        </w:rPr>
+        <w:br/>
+        <w:t xml:space="preserve">        for (TilePosition nextPlayer : getTraversableNeighbourTiles(playerPos, true))</w:t>
+      </w:r>
+      <w:r>
+        <w:rPr>
+          <w:lang w:val="en-US"/>
+        </w:rPr>
+        <w:br/>
+        <w:t xml:space="preserve">        {</w:t>
+      </w:r>
+      <w:r>
+        <w:rPr>
+          <w:lang w:val="en-US"/>
+        </w:rPr>
+        <w:br/>
+        <w:t xml:space="preserve">            int score = minimax(aiPos, nextPlayer, treasure, depth - 1, true);</w:t>
+      </w:r>
+      <w:r>
+        <w:rPr>
+          <w:lang w:val="en-US"/>
+        </w:rPr>
+        <w:br/>
+      </w:r>
+      <w:r>
+        <w:rPr>
+          <w:lang w:val="en-US"/>
+        </w:rPr>
+        <w:br/>
+        <w:t xml:space="preserve">            bestScore = Math.</w:t>
+      </w:r>
+      <w:r>
+        <w:rPr>
+          <w:i/>
+          <w:iCs/>
+          <w:lang w:val="en-US"/>
+        </w:rPr>
+        <w:t>min</w:t>
+      </w:r>
+      <w:r>
+        <w:rPr>
+          <w:lang w:val="en-US"/>
+        </w:rPr>
+        <w:t>(bestScore, score);</w:t>
+      </w:r>
+      <w:r>
+        <w:rPr>
+          <w:lang w:val="en-US"/>
+        </w:rPr>
+        <w:br/>
+        <w:t xml:space="preserve">        }</w:t>
+      </w:r>
+      <w:r>
+        <w:rPr>
+          <w:lang w:val="en-US"/>
+        </w:rPr>
+        <w:br/>
+        <w:t xml:space="preserve">    }</w:t>
+      </w:r>
+      <w:r>
+        <w:rPr>
+          <w:lang w:val="en-US"/>
+        </w:rPr>
+        <w:br/>
+      </w:r>
+      <w:r>
+        <w:rPr>
+          <w:lang w:val="en-US"/>
+        </w:rPr>
+        <w:br/>
+        <w:t xml:space="preserve">    return bestScore;</w:t>
+      </w:r>
+      <w:r>
+        <w:rPr>
+          <w:lang w:val="en-US"/>
+        </w:rPr>
+        <w:br/>
+        <w:t>}</w:t>
+      </w:r>
+      <w:r>
+        <w:rPr>
+          <w:lang w:val="en-US"/>
+        </w:rPr>
+        <w:br/>
+      </w:r>
+      <w:r>
+        <w:rPr>
+          <w:lang w:val="en-US"/>
+        </w:rPr>
+        <w:br/>
+      </w:r>
+      <w:r>
+        <w:rPr>
+          <w:lang w:val="en-US"/>
+        </w:rPr>
+        <w:br/>
+        <w:t>private int minimaxEval(int aiDistance, int playerDistance)</w:t>
+      </w:r>
+      <w:r>
+        <w:rPr>
+          <w:lang w:val="en-US"/>
+        </w:rPr>
+        <w:br/>
+      </w:r>
+      <w:r>
+        <w:rPr>
+          <w:lang w:val="en-US"/>
+        </w:rPr>
+        <w:lastRenderedPageBreak/>
+        <w:t>{</w:t>
+      </w:r>
+      <w:r>
+        <w:rPr>
+          <w:lang w:val="en-US"/>
+        </w:rPr>
+        <w:br/>
+        <w:t xml:space="preserve">    if (aiDistance &lt;= 1)</w:t>
+      </w:r>
+      <w:r>
+        <w:rPr>
+          <w:lang w:val="en-US"/>
+        </w:rPr>
+        <w:br/>
+        <w:t xml:space="preserve">    {</w:t>
+      </w:r>
+      <w:r>
+        <w:rPr>
+          <w:lang w:val="en-US"/>
+        </w:rPr>
+        <w:br/>
+        <w:t xml:space="preserve">        return 1000;</w:t>
+      </w:r>
+      <w:r>
+        <w:rPr>
+          <w:lang w:val="en-US"/>
+        </w:rPr>
+        <w:br/>
+        <w:t xml:space="preserve">    }</w:t>
+      </w:r>
+      <w:r>
+        <w:rPr>
+          <w:lang w:val="en-US"/>
+        </w:rPr>
+        <w:br/>
+      </w:r>
+      <w:r>
+        <w:rPr>
+          <w:lang w:val="en-US"/>
+        </w:rPr>
+        <w:br/>
+        <w:t xml:space="preserve">    if (playerDistance &lt;= 1)</w:t>
+      </w:r>
+      <w:r>
+        <w:rPr>
+          <w:lang w:val="en-US"/>
+        </w:rPr>
+        <w:br/>
+        <w:t xml:space="preserve">    {</w:t>
+      </w:r>
+      <w:r>
+        <w:rPr>
+          <w:lang w:val="en-US"/>
+        </w:rPr>
+        <w:br/>
+        <w:t xml:space="preserve">        return -1000;</w:t>
+      </w:r>
+      <w:r>
+        <w:rPr>
+          <w:lang w:val="en-US"/>
+        </w:rPr>
+        <w:br/>
+        <w:t xml:space="preserve">    }</w:t>
+      </w:r>
+      <w:r>
+        <w:rPr>
+          <w:lang w:val="en-US"/>
+        </w:rPr>
+        <w:br/>
+      </w:r>
+      <w:r>
+        <w:rPr>
+          <w:lang w:val="en-US"/>
+        </w:rPr>
+        <w:br/>
+        <w:t xml:space="preserve">    int diff = playerDistance - aiDistance;</w:t>
+      </w:r>
+      <w:r>
+        <w:rPr>
+          <w:lang w:val="en-US"/>
+        </w:rPr>
+        <w:br/>
+      </w:r>
+      <w:r>
+        <w:rPr>
+          <w:lang w:val="en-US"/>
+        </w:rPr>
+        <w:br/>
+        <w:t xml:space="preserve">    int urgency = Math.</w:t>
+      </w:r>
+      <w:r>
+        <w:rPr>
+          <w:i/>
+          <w:iCs/>
+          <w:lang w:val="en-US"/>
+        </w:rPr>
+        <w:t>max</w:t>
+      </w:r>
+      <w:r>
+        <w:rPr>
+          <w:lang w:val="en-US"/>
+        </w:rPr>
+        <w:t>(1, 15 - Math.</w:t>
+      </w:r>
+      <w:r>
+        <w:rPr>
+          <w:i/>
+          <w:iCs/>
+          <w:lang w:val="en-US"/>
+        </w:rPr>
+        <w:t>min</w:t>
+      </w:r>
+      <w:r>
+        <w:rPr>
+          <w:lang w:val="en-US"/>
+        </w:rPr>
+        <w:t>(aiDistance, playerDistance));</w:t>
+      </w:r>
+      <w:r>
+        <w:rPr>
+          <w:lang w:val="en-US"/>
+        </w:rPr>
+        <w:br/>
+      </w:r>
+      <w:r>
+        <w:rPr>
+          <w:lang w:val="en-US"/>
+        </w:rPr>
+        <w:br/>
+        <w:t xml:space="preserve">    return diff * urgency;</w:t>
+      </w:r>
+      <w:r>
+        <w:rPr>
+          <w:lang w:val="en-US"/>
+        </w:rPr>
+        <w:br/>
+        <w:t>}</w:t>
+      </w:r>
+    </w:p>
+    <w:p>
+      <w:pPr>
+        <w:pStyle w:val="Caption"/>
+      </w:pPr>
+      <w:bookmarkStart w:id="20" w:name="_Toc220936992"/>
+      <w:r>
+        <w:t xml:space="preserve">Figure </w:t>
+      </w:r>
+      <w:r>
+        <w:fldChar w:fldCharType="begin"/>
+      </w:r>
+      <w:r>
+        <w:instrText xml:space="preserve"> SEQ Figure \* ARABIC </w:instrText>
+      </w:r>
+      <w:r>
+        <w:fldChar w:fldCharType="separate"/>
+      </w:r>
+      <w:r>
+        <w:rPr>
+          <w:noProof/>
+        </w:rPr>
+        <w:t>10</w:t>
+      </w:r>
+      <w:r>
+        <w:fldChar w:fldCharType="end"/>
+      </w:r>
+      <w:r>
+        <w:t>: MiniMax</w:t>
+      </w:r>
+      <w:bookmarkEnd w:id="20"/>
+    </w:p>
+    <w:p>
+      <w:pPr>
+        <w:rPr>
+          <w:lang w:val="en-AT"/>
+        </w:rPr>
+      </w:pPr>
+    </w:p>
+    <w:p>
+      <w:pPr>
+        <w:jc w:val="left"/>
+        <w:rPr>
+          <w:rFonts w:eastAsiaTheme="majorEastAsia" w:cstheme="majorBidi"/>
+          <w:b/>
+          <w:color w:val="000000" w:themeColor="text1"/>
+          <w:sz w:val="40"/>
+          <w:szCs w:val="40"/>
+        </w:rPr>
+      </w:pPr>
+      <w:r>
+        <w:br w:type="page"/>
+      </w:r>
+    </w:p>
+    <w:p>
+      <w:pPr>
+        <w:pStyle w:val="Heading1"/>
+      </w:pPr>
+      <w:bookmarkStart w:id="21" w:name="_Toc220936982"/>
+      <w:r>
+        <w:rPr>
+          <w:noProof/>
+        </w:rPr>
+        <w:lastRenderedPageBreak/>
+        <mc:AlternateContent>
+          <mc:Choice Requires="wps">
+            <w:drawing>
+              <wp:anchor distT="0" distB="0" distL="114300" distR="114300" simplePos="0" relativeHeight="251668480" behindDoc="0" locked="0" layoutInCell="1" allowOverlap="1" wp14:anchorId="2191A609" wp14:editId="2C86917B">
+                <wp:simplePos x="0" y="0"/>
+                <wp:positionH relativeFrom="column">
+                  <wp:posOffset>901700</wp:posOffset>
+                </wp:positionH>
+                <wp:positionV relativeFrom="paragraph">
+                  <wp:posOffset>5408930</wp:posOffset>
+                </wp:positionV>
+                <wp:extent cx="3379470" cy="635"/>
+                <wp:effectExtent l="0" t="0" r="0" b="0"/>
+                <wp:wrapTopAndBottom/>
+                <wp:docPr id="579622659" name="Text Box 1"/>
+                <wp:cNvGraphicFramePr/>
+                <a:graphic xmlns:a="http://schemas.openxmlformats.org/drawingml/2006/main">
+                  <a:graphicData uri="http://schemas.microsoft.com/office/word/2010/wordprocessingShape">
+                    <wps:wsp>
+                      <wps:cNvSpPr txBox="1"/>
+                      <wps:spPr>
+                        <a:xfrm>
+                          <a:off x="0" y="0"/>
+                          <a:ext cx="3379470" cy="635"/>
+                        </a:xfrm>
+                        <a:prstGeom prst="rect">
+                          <a:avLst/>
+                        </a:prstGeom>
+                        <a:solidFill>
+                          <a:prstClr val="white"/>
+                        </a:solidFill>
+                        <a:ln>
+                          <a:noFill/>
+                        </a:ln>
+                      </wps:spPr>
+                      <wps:txbx>
+                        <w:txbxContent>
+                          <w:p>
+                            <w:pPr>
+                              <w:pStyle w:val="Caption"/>
+                              <w:rPr>
+                                <w:b/>
+                              </w:rPr>
+                            </w:pPr>
+                            <w:bookmarkStart w:id="22" w:name="_Toc220936993"/>
+                            <w:r>
+                              <w:t xml:space="preserve">Figure </w:t>
+                            </w:r>
+                            <w:r>
+                              <w:fldChar w:fldCharType="begin"/>
+                            </w:r>
+                            <w:r>
+                              <w:instrText xml:space="preserve"> SEQ Figure \* ARABIC </w:instrText>
+                            </w:r>
+                            <w:r>
+                              <w:fldChar w:fldCharType="separate"/>
+                            </w:r>
+                            <w:r>
+                              <w:rPr>
+                                <w:noProof/>
+                              </w:rPr>
+                              <w:t>11</w:t>
+                            </w:r>
+                            <w:r>
+                              <w:fldChar w:fldCharType="end"/>
+                            </w:r>
+                            <w:r>
+                              <w:t>: another maze! big!</w:t>
+                            </w:r>
+                            <w:bookmarkEnd w:id="22"/>
+                          </w:p>
+                        </w:txbxContent>
+                      </wps:txbx>
+                      <wps:bodyPr rot="0" spcFirstLastPara="0" vertOverflow="overflow" horzOverflow="overflow" vert="horz" wrap="square" lIns="0" tIns="0" rIns="0" bIns="0" numCol="1" spcCol="0" rtlCol="0" fromWordArt="0" anchor="t" anchorCtr="0" forceAA="0" compatLnSpc="1">
+                        <a:prstTxWarp prst="textNoShape">
+                          <a:avLst/>
+                        </a:prstTxWarp>
+                        <a:spAutoFit/>
+                      </wps:bodyPr>
+                    </wps:wsp>
+                  </a:graphicData>
+                </a:graphic>
+              </wp:anchor>
+            </w:drawing>
+          </mc:Choice>
+          <mc:Fallback>
+            <w:pict>
+              <v:shape w14:anchorId="2191A609" id="_x0000_s1029" type="#_x0000_t202" style="position:absolute;left:0;text-align:left;margin-left:71pt;margin-top:425.9pt;width:266.1pt;height:.05pt;z-index:251668480;visibility:visible;mso-wrap-style:square;mso-wrap-distance-left:9pt;mso-wrap-distance-top:0;mso-wrap-distance-right:9pt;mso-wrap-distance-bottom:0;mso-position-horizontal:absolute;mso-position-horizontal-relative:text;mso-position-vertical:absolute;mso-position-vertical-relative:text;v-text-anchor:top" o:gfxdata="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" stroked="f">
+                <v:textbox style="mso-fit-shape-to-text:t" inset="0,0,0,0">
+                  <w:txbxContent>
+                    <w:p>
+                      <w:pPr>
+                        <w:pStyle w:val="Caption"/>
+                        <w:rPr>
+                          <w:b/>
+                        </w:rPr>
+                      </w:pPr>
+                      <w:bookmarkStart w:id="23" w:name="_Toc220936993"/>
+                      <w:r>
+                        <w:t xml:space="preserve">Figure </w:t>
+                      </w:r>
+                      <w:r>
+                        <w:fldChar w:fldCharType="begin"/>
+                      </w:r>
+                      <w:r>
+                        <w:instrText xml:space="preserve"> SEQ Figure \* ARABIC </w:instrText>
+                      </w:r>
+                      <w:r>
+                        <w:fldChar w:fldCharType="separate"/>
+                      </w:r>
+                      <w:r>
+                        <w:rPr>
+                          <w:noProof/>
+                        </w:rPr>
+                        <w:t>11</w:t>
+                      </w:r>
+                      <w:r>
+                        <w:fldChar w:fldCharType="end"/>
+                      </w:r>
+                      <w:r>
+                        <w:t>: another maze! big!</w:t>
+                      </w:r>
+                      <w:bookmarkEnd w:id="23"/>
+                    </w:p>
+                  </w:txbxContent>
+                </v:textbox>
+                <w10:wrap type="topAndBottom"/>
+              </v:shape>
+            </w:pict>
+          </mc:Fallback>
+        </mc:AlternateContent>
+      </w:r>
+      <w:r>
+        <w:t>Example</w:t>
+      </w:r>
+      <w:r>
+        <w:t xml:space="preserve"> Game State</w:t>
+      </w:r>
+      <w:bookmarkEnd w:id="21"/>
+    </w:p>
+    <w:p>
+      <w:r>
+        <w:drawing>
+          <wp:anchor distT="0" distB="0" distL="114300" distR="114300" simplePos="0" relativeHeight="251666432" behindDoc="0" locked="0" layoutInCell="1" allowOverlap="1" wp14:anchorId="018D3525" wp14:editId="05E3E4C6">
+            <wp:simplePos x="0" y="0"/>
+            <wp:positionH relativeFrom="margin">
+              <wp:posOffset>901700</wp:posOffset>
+            </wp:positionH>
+            <wp:positionV relativeFrom="paragraph">
+              <wp:posOffset>249944</wp:posOffset>
+            </wp:positionV>
+            <wp:extent cx="3379470" cy="4519930"/>
+            <wp:effectExtent l="0" t="0" r="0" b="0"/>
+            <wp:wrapTopAndBottom/>
+            <wp:docPr id="895552087" name="Picture 1"/>
+            <wp:cNvGraphicFramePr>
+              <a:graphicFrameLocks xmlns:a="http://schemas.openxmlformats.org/drawingml/2006/main" noChangeAspect="1"/>
+            </wp:cNvGraphicFramePr>
+            <a:graphic xmlns:a="http://schemas.openxmlformats.org/drawingml/2006/main">
+              <a:graphicData uri="http://schemas.openxmlformats.org/drawingml/2006/picture">
+                <pic:pic xmlns:pic="http://schemas.openxmlformats.org/drawingml/2006/picture">
+                  <pic:nvPicPr>
+                    <pic:cNvPr id="895552087" name=""/>
+                    <pic:cNvPicPr/>
+                  </pic:nvPicPr>
+                  <pic:blipFill>
+                    <a:blip r:embed="rId10">
+                      <a:extLst>
+                        <a:ext uri="{28A0092B-C50C-407E-A947-70E740481C1C}">
+                          <a14:useLocalDpi xmlns:a14="http://schemas.microsoft.com/office/drawing/2010/main" val="0"/>
+                        </a:ext>
+                      </a:extLst>
+                    </a:blip>
+                    <a:stretch>
+                      <a:fillRect/>
+                    </a:stretch>
+                  </pic:blipFill>
+                  <pic:spPr>
+                    <a:xfrm>
+                      <a:off x="0" y="0"/>
+                      <a:ext cx="3379470" cy="4519930"/>
+                    </a:xfrm>
+                    <a:prstGeom prst="rect">
+                      <a:avLst/>
+                    </a:prstGeom>
+                  </pic:spPr>
+                </pic:pic>
+              </a:graphicData>
+            </a:graphic>
+          </wp:anchor>
+        </w:drawing>
+      </w:r>
+    </w:p>
+    <w:p/>
+    <w:p>
+      <w:pPr>
+        <w:pStyle w:val="Pseoudocode"/>
+        <w:rPr>
+          <w:lang w:val="en-US"/>
+        </w:rPr>
+      </w:pPr>
+      <w:r>
+        <w:rPr>
+          <w:lang w:val="en-US"/>
+        </w:rPr>
+        <w:t>Score - You: 0 | AI: 0</w:t>
+      </w:r>
+    </w:p>
+    <w:p>
+      <w:pPr>
+        <w:pStyle w:val="Pseoudocode"/>
+        <w:rPr>
+          <w:lang w:val="en-US"/>
+        </w:rPr>
+      </w:pPr>
+      <w:r>
+        <w:rPr>
+          <w:lang w:val="en-US"/>
+        </w:rPr>
+        <w:t>AI Greedy Path:</w:t>
+      </w:r>
+      <w:r>
+        <w:rPr>
+          <w:lang w:val="en-US"/>
+        </w:rPr>
+        <w:t xml:space="preserve"> …big ar</w:t>
+      </w:r>
+      <w:r>
+        <w:rPr>
+          <w:lang w:val="en-US"/>
+        </w:rPr>
+        <w:t>ray</w:t>
+      </w:r>
+    </w:p>
+    <w:p>
+      <w:pPr>
+        <w:pStyle w:val="Pseoudocode"/>
+        <w:rPr>
+          <w:lang w:val="en-US"/>
+        </w:rPr>
+      </w:pPr>
+      <w:r>
+        <w:rPr>
+          <w:lang w:val="en-US"/>
+        </w:rPr>
+        <w:t>AI MiniMax Path: …big array</w:t>
+      </w:r>
+    </w:p>
+    <w:p>
+      <w:pPr>
+        <w:pStyle w:val="Pseoudocode"/>
+        <w:rPr>
+          <w:lang w:val="en-US"/>
+        </w:rPr>
+      </w:pPr>
+      <w:r>
+        <w:rPr>
+          <w:lang w:val="en-US"/>
+        </w:rPr>
+        <w:t>Greedy Treasure Positions: TilePosition[row=20, col=15]</w:t>
+      </w:r>
+    </w:p>
+    <w:p>
+      <w:pPr>
+        <w:pStyle w:val="Pseoudocode"/>
+        <w:rPr>
+          <w:lang w:val="en-US"/>
+        </w:rPr>
+      </w:pPr>
+      <w:r>
+        <w:rPr>
+          <w:lang w:val="en-US"/>
+        </w:rPr>
+        <w:t>Minimax Treasure Positions: TilePosition[row=8, col=14]</w:t>
+      </w:r>
+    </w:p>
+    <w:p>
+      <w:pPr>
+        <w:pStyle w:val="Pseoudocode"/>
+        <w:rPr>
+          <w:lang w:val="en-US"/>
+        </w:rPr>
+      </w:pPr>
+      <w:r>
+        <w:rPr>
+          <w:lang w:val="en-US"/>
+        </w:rPr>
+        <w:t>Evaluating Treasure at TilePosition[row=8, col=14]: AI Path Length = 118, Player Path Length = 44, Score = -73</w:t>
+      </w:r>
+    </w:p>
+    <w:p>
+      <w:pPr>
+        <w:pStyle w:val="Pseoudocode"/>
+        <w:rPr>
+          <w:lang w:val="en-US"/>
+        </w:rPr>
+      </w:pPr>
+      <w:r>
+        <w:rPr>
+          <w:lang w:val="en-US"/>
+        </w:rPr>
+        <w:t>Evaluating Treasure at TilePosition[row=19, col=29]: AI Path Length = 188, Player Path Length = 46, Score = -141</w:t>
+      </w:r>
+    </w:p>
+    <w:p>
+      <w:pPr>
+        <w:pStyle w:val="Pseoudocode"/>
+        <w:rPr>
+          <w:lang w:val="en-US"/>
+        </w:rPr>
+      </w:pPr>
+      <w:r>
+        <w:rPr>
+          <w:lang w:val="en-US"/>
+        </w:rPr>
+        <w:t>Evaluating Treasure at TilePosition[row=20, col=1]: AI Path Length = 159, Player Path Length = 47, Score = -111</w:t>
+      </w:r>
+    </w:p>
+    <w:p>
+      <w:pPr>
+        <w:pStyle w:val="Pseoudocode"/>
+        <w:rPr>
+          <w:lang w:val="en-US"/>
+        </w:rPr>
+      </w:pPr>
+      <w:r>
+        <w:rPr>
+          <w:lang w:val="en-US"/>
+        </w:rPr>
+        <w:lastRenderedPageBreak/>
+        <w:t>Evaluating Treasure at TilePosition[row=20, col=15]: AI Path Length = 115, Player Path Length = 27, Score = -87</w:t>
+      </w:r>
+    </w:p>
+    <w:p>
+      <w:pPr>
+        <w:pStyle w:val="Pseoudocode"/>
+        <w:rPr>
+          <w:lang w:val="en-US"/>
+        </w:rPr>
+      </w:pPr>
+      <w:r>
+        <w:rPr>
+          <w:lang w:val="en-US"/>
+        </w:rPr>
+        <w:t>Evaluating Treasure at TilePosition[row=28, col=16]: AI Path Length = 130, Player Path Length = 12, Score = -585</w:t>
+      </w:r>
+    </w:p>
+    <w:p>
+      <w:pPr>
+        <w:pStyle w:val="Caption"/>
+      </w:pPr>
+      <w:bookmarkStart w:id="24" w:name="_Toc220936994"/>
+      <w:r>
+        <w:t xml:space="preserve">Figure </w:t>
+      </w:r>
+      <w:r>
+        <w:fldChar w:fldCharType="begin"/>
+      </w:r>
+      <w:r>
+        <w:instrText xml:space="preserve"> SEQ Figure \* ARABIC </w:instrText>
+      </w:r>
+      <w:r>
+        <w:fldChar w:fldCharType="separate"/>
+      </w:r>
+      <w:r>
+        <w:rPr>
+          <w:noProof/>
+        </w:rPr>
+        <w:t>12</w:t>
+      </w:r>
+      <w:r>
+        <w:fldChar w:fldCharType="end"/>
+      </w:r>
+      <w:r>
+        <w:t>: Debug Output</w:t>
+      </w:r>
+      <w:bookmarkEnd w:id="24"/>
+    </w:p>
+    <w:p/>
+    <w:p>
+      <w:r>
+        <w:t>There is a special ai mode that displays debug information, like the paths and everything. I primarily used this for testing. It can be disabled in the game settings.</w:t>
+      </w:r>
+    </w:p>
+    <w:p/>
+    <w:p/>
+    <w:p/>
+    <w:p/>
+    <w:p/>
+    <w:p/>
+    <w:p/>
+    <w:p/>
+    <w:p/>
+    <w:p/>
+    <w:p/>
+    <w:p/>
+    <w:p/>
     <w:sectPr>
-      <w:headerReference w:type="default" r:id="rId8"/>
-      <w:footerReference w:type="default" r:id="rId9"/>
-      <w:headerReference w:type="first" r:id="rId10"/>
+      <w:headerReference w:type="default" r:id="rId11"/>
+      <w:footerReference w:type="default" r:id="rId12"/>
+      <w:headerReference w:type="first" r:id="rId13"/>
       <w:pgSz w:w="11906" w:h="16838"/>
       <w:pgMar w:top="1872" w:right="1872" w:bottom="1872" w:left="1872" w:header="706" w:footer="706" w:gutter="0"/>
       <w:pgNumType w:start="0"/>
@@ -3575,7 +7275,6 @@
   <w:style w:type="character" w:default="1" w:styleId="DefaultParagraphFont">
     <w:name w:val="Default Paragraph Font"/>
     <w:uiPriority w:val="1"/>
-    <w:semiHidden/>
     <w:unhideWhenUsed/>
   </w:style>
   <w:style w:type="table" w:default="1" w:styleId="TableNormal">
